--- a/output/modelanswer_comm2_final.docx
+++ b/output/modelanswer_comm2_final.docx
@@ -80,7 +80,7 @@
                 <w:color w:val="3B3838"/>
                 <w:sz w:val="24"/>
               </w:rPr>
-              <w:t xml:space="preserve">　１学期</w:t>
+              <w:t xml:space="preserve">　1学期</w:t>
             </w:r>
             <w:r>
               <w:rPr>
@@ -89,7 +89,7 @@
                 <w:color w:val="3B3838"/>
                 <w:sz w:val="24"/>
               </w:rPr>
-              <w:t>中間</w:t>
+              <w:t>期末</w:t>
             </w:r>
             <w:r>
               <w:rPr>
@@ -213,26 +213,24 @@
         <w:tc>
           <w:tcPr>
             <w:tcW w:w="1526" w:type="dxa"/>
-            <w:vAlign w:val="center"/>
           </w:tcPr>
           <w:p>
             <w:pPr>
               <w:tabs>
                 <w:tab w:val="right" w:pos="8398"/>
               </w:tabs>
-              <w:jc w:val="center"/>
               <w:rPr>
                 <w:color w:val="000000" w:themeColor="text1"/>
                 <w:szCs w:val="21"/>
               </w:rPr>
+              <w:jc w:val="center"/>
             </w:pPr>
             <w:r>
               <w:rPr>
                 <w:rFonts w:eastAsia="MS Mincho" w:ascii="Times New Roman" w:hAnsi="Times New Roman"/>
-                <w:b w:val="0"/>
-                <w:sz w:val="18"/>
-              </w:rPr>
-              <w:t>be added to</w:t>
+                <w:sz w:val="18"/>
+              </w:rPr>
+              <w:t xml:space="preserve">be added to</w:t>
             </w:r>
           </w:p>
         </w:tc>
@@ -240,53 +238,33 @@
           <w:tcPr>
             <w:tcW w:w="1527" w:type="dxa"/>
             <w:gridSpan w:val="2"/>
-            <w:vAlign w:val="center"/>
           </w:tcPr>
           <w:p>
             <w:pPr>
               <w:tabs>
                 <w:tab w:val="right" w:pos="8398"/>
               </w:tabs>
-              <w:jc w:val="center"/>
               <w:rPr>
                 <w:color w:val="000000" w:themeColor="text1"/>
                 <w:szCs w:val="21"/>
               </w:rPr>
             </w:pPr>
-            <w:r>
-              <w:rPr>
-                <w:rFonts w:eastAsia="MS Mincho" w:ascii="Times New Roman" w:hAnsi="Times New Roman"/>
-                <w:b w:val="0"/>
-                <w:sz w:val="18"/>
-              </w:rPr>
-              <w:t>steadily</w:t>
-            </w:r>
           </w:p>
         </w:tc>
         <w:tc>
           <w:tcPr>
             <w:tcW w:w="1527" w:type="dxa"/>
-            <w:vAlign w:val="center"/>
           </w:tcPr>
           <w:p>
             <w:pPr>
               <w:tabs>
                 <w:tab w:val="right" w:pos="8398"/>
               </w:tabs>
-              <w:jc w:val="center"/>
               <w:rPr>
                 <w:color w:val="000000" w:themeColor="text1"/>
                 <w:szCs w:val="21"/>
               </w:rPr>
             </w:pPr>
-            <w:r>
-              <w:rPr>
-                <w:rFonts w:eastAsia="MS Mincho" w:ascii="Times New Roman" w:hAnsi="Times New Roman"/>
-                <w:b w:val="0"/>
-                <w:sz w:val="18"/>
-              </w:rPr>
-              <w:t>fundamental</w:t>
-            </w:r>
           </w:p>
         </w:tc>
         <w:tc>
@@ -319,26 +297,24 @@
         <w:tc>
           <w:tcPr>
             <w:tcW w:w="2290" w:type="dxa"/>
-            <w:vAlign w:val="center"/>
           </w:tcPr>
           <w:p>
             <w:pPr>
               <w:tabs>
                 <w:tab w:val="right" w:pos="8398"/>
               </w:tabs>
-              <w:jc w:val="center"/>
               <w:rPr>
                 <w:color w:val="000000" w:themeColor="text1"/>
                 <w:szCs w:val="21"/>
               </w:rPr>
+              <w:jc w:val="center"/>
             </w:pPr>
             <w:r>
               <w:rPr>
                 <w:rFonts w:eastAsia="MS Mincho" w:ascii="Times New Roman" w:hAnsi="Times New Roman"/>
-                <w:b w:val="0"/>
-                <w:sz w:val="18"/>
-              </w:rPr>
-              <w:t>Regardless of</w:t>
+                <w:sz w:val="18"/>
+              </w:rPr>
+              <w:t xml:space="preserve">steadily</w:t>
             </w:r>
           </w:p>
         </w:tc>
@@ -349,27 +325,17 @@
               <w:bottom w:val="single" w:sz="4" w:space="0" w:color="auto"/>
               <w:tl2br w:val="single" w:sz="4" w:space="0" w:color="auto"/>
             </w:tcBorders>
-            <w:vAlign w:val="center"/>
           </w:tcPr>
           <w:p>
             <w:pPr>
               <w:tabs>
                 <w:tab w:val="right" w:pos="8398"/>
               </w:tabs>
-              <w:jc w:val="center"/>
               <w:rPr>
                 <w:color w:val="000000" w:themeColor="text1"/>
                 <w:szCs w:val="21"/>
               </w:rPr>
             </w:pPr>
-            <w:r>
-              <w:rPr>
-                <w:rFonts w:eastAsia="MS Mincho" w:ascii="Times New Roman" w:hAnsi="Times New Roman"/>
-                <w:b w:val="0"/>
-                <w:sz w:val="18"/>
-              </w:rPr>
-              <w:t>evolved</w:t>
-            </w:r>
           </w:p>
         </w:tc>
       </w:tr>
@@ -408,26 +374,24 @@
           <w:tcPr>
             <w:tcW w:w="2290" w:type="dxa"/>
             <w:gridSpan w:val="2"/>
-            <w:vAlign w:val="center"/>
           </w:tcPr>
           <w:p>
             <w:pPr>
               <w:tabs>
                 <w:tab w:val="right" w:pos="8398"/>
               </w:tabs>
-              <w:jc w:val="center"/>
               <w:rPr>
                 <w:color w:val="000000" w:themeColor="text1"/>
                 <w:szCs w:val="21"/>
               </w:rPr>
+              <w:jc w:val="center"/>
             </w:pPr>
             <w:r>
               <w:rPr>
                 <w:rFonts w:eastAsia="MS Mincho" w:ascii="Times New Roman" w:hAnsi="Times New Roman"/>
-                <w:b w:val="0"/>
-                <w:sz w:val="18"/>
-              </w:rPr>
-              <w:t>consists of</w:t>
+                <w:sz w:val="18"/>
+              </w:rPr>
+              <w:t xml:space="preserve">fundamental</w:t>
             </w:r>
           </w:p>
         </w:tc>
@@ -439,27 +403,17 @@
               <w:bottom w:val="single" w:sz="4" w:space="0" w:color="auto"/>
               <w:tl2br w:val="single" w:sz="4" w:space="0" w:color="auto"/>
             </w:tcBorders>
-            <w:vAlign w:val="center"/>
           </w:tcPr>
           <w:p>
             <w:pPr>
               <w:tabs>
                 <w:tab w:val="right" w:pos="8398"/>
               </w:tabs>
-              <w:jc w:val="center"/>
               <w:rPr>
                 <w:color w:val="000000" w:themeColor="text1"/>
                 <w:szCs w:val="21"/>
               </w:rPr>
             </w:pPr>
-            <w:r>
-              <w:rPr>
-                <w:rFonts w:eastAsia="MS Mincho" w:ascii="Times New Roman" w:hAnsi="Times New Roman"/>
-                <w:b w:val="0"/>
-                <w:sz w:val="18"/>
-              </w:rPr>
-              <w:t>is known as</w:t>
-            </w:r>
           </w:p>
         </w:tc>
         <w:tc>
@@ -492,26 +446,24 @@
         <w:tc>
           <w:tcPr>
             <w:tcW w:w="2290" w:type="dxa"/>
-            <w:vAlign w:val="center"/>
           </w:tcPr>
           <w:p>
             <w:pPr>
               <w:tabs>
                 <w:tab w:val="right" w:pos="8398"/>
               </w:tabs>
-              <w:jc w:val="center"/>
               <w:rPr>
                 <w:color w:val="000000" w:themeColor="text1"/>
                 <w:szCs w:val="21"/>
               </w:rPr>
+              <w:jc w:val="center"/>
             </w:pPr>
             <w:r>
               <w:rPr>
                 <w:rFonts w:eastAsia="MS Mincho" w:ascii="Times New Roman" w:hAnsi="Times New Roman"/>
-                <w:b w:val="0"/>
-                <w:sz w:val="18"/>
-              </w:rPr>
-              <w:t>reflection(s)</w:t>
+                <w:sz w:val="18"/>
+              </w:rPr>
+              <w:t xml:space="preserve">Regardless of</w:t>
             </w:r>
           </w:p>
         </w:tc>
@@ -521,27 +473,17 @@
             <w:tcBorders>
               <w:tl2br w:val="nil"/>
             </w:tcBorders>
-            <w:vAlign w:val="center"/>
           </w:tcPr>
           <w:p>
             <w:pPr>
               <w:tabs>
                 <w:tab w:val="right" w:pos="8398"/>
               </w:tabs>
-              <w:jc w:val="center"/>
               <w:rPr>
                 <w:color w:val="000000" w:themeColor="text1"/>
                 <w:szCs w:val="21"/>
               </w:rPr>
             </w:pPr>
-            <w:r>
-              <w:rPr>
-                <w:rFonts w:eastAsia="MS Mincho" w:ascii="Times New Roman" w:hAnsi="Times New Roman"/>
-                <w:b w:val="0"/>
-                <w:sz w:val="18"/>
-              </w:rPr>
-              <w:t>was registered</w:t>
-            </w:r>
           </w:p>
         </w:tc>
       </w:tr>
@@ -590,7 +532,15 @@
                 <w:color w:val="000000" w:themeColor="text1"/>
                 <w:szCs w:val="21"/>
               </w:rPr>
-            </w:pPr>
+              <w:jc w:val="center"/>
+            </w:pPr>
+            <w:r>
+              <w:rPr>
+                <w:rFonts w:eastAsia="MS Mincho" w:ascii="Times New Roman" w:hAnsi="Times New Roman"/>
+                <w:sz w:val="18"/>
+              </w:rPr>
+              <w:t xml:space="preserve">evolved</w:t>
+            </w:r>
           </w:p>
         </w:tc>
         <w:tc>
@@ -654,7 +604,15 @@
                 <w:color w:val="000000" w:themeColor="text1"/>
                 <w:szCs w:val="21"/>
               </w:rPr>
-            </w:pPr>
+              <w:jc w:val="center"/>
+            </w:pPr>
+            <w:r>
+              <w:rPr>
+                <w:rFonts w:eastAsia="MS Mincho" w:ascii="Times New Roman" w:hAnsi="Times New Roman"/>
+                <w:sz w:val="18"/>
+              </w:rPr>
+              <w:t xml:space="preserve">consists of</w:t>
+            </w:r>
           </w:p>
         </w:tc>
         <w:tc>
@@ -722,7 +680,15 @@
                 <w:color w:val="000000" w:themeColor="text1"/>
                 <w:szCs w:val="21"/>
               </w:rPr>
-            </w:pPr>
+              <w:jc w:val="center"/>
+            </w:pPr>
+            <w:r>
+              <w:rPr>
+                <w:rFonts w:eastAsia="MS Mincho" w:ascii="Times New Roman" w:hAnsi="Times New Roman"/>
+                <w:sz w:val="18"/>
+              </w:rPr>
+              <w:t xml:space="preserve">is known as</w:t>
+            </w:r>
           </w:p>
         </w:tc>
         <w:tc>
@@ -804,7 +770,15 @@
                 <w:color w:val="000000" w:themeColor="text1"/>
                 <w:szCs w:val="21"/>
               </w:rPr>
-            </w:pPr>
+              <w:jc w:val="center"/>
+            </w:pPr>
+            <w:r>
+              <w:rPr>
+                <w:rFonts w:eastAsia="MS Mincho" w:ascii="Times New Roman" w:hAnsi="Times New Roman"/>
+                <w:sz w:val="18"/>
+              </w:rPr>
+              <w:t xml:space="preserve">reflection(s)</w:t>
+            </w:r>
           </w:p>
         </w:tc>
         <w:tc>
@@ -873,7 +847,15 @@
                 <w:color w:val="000000" w:themeColor="text1"/>
                 <w:szCs w:val="21"/>
               </w:rPr>
-            </w:pPr>
+              <w:jc w:val="center"/>
+            </w:pPr>
+            <w:r>
+              <w:rPr>
+                <w:rFonts w:eastAsia="MS Mincho" w:ascii="Times New Roman" w:hAnsi="Times New Roman"/>
+                <w:sz w:val="18"/>
+              </w:rPr>
+              <w:t xml:space="preserve">was registered</w:t>
+            </w:r>
           </w:p>
         </w:tc>
         <w:tc>

--- a/output/modelanswer_comm2_final.docx
+++ b/output/modelanswer_comm2_final.docx
@@ -230,7 +230,7 @@
                 <w:rFonts w:eastAsia="MS Mincho" w:ascii="Times New Roman" w:hAnsi="Times New Roman"/>
                 <w:sz w:val="18"/>
               </w:rPr>
-              <w:t xml:space="preserve">be added to</w:t>
+              <w:t xml:space="preserve">Surprisingly</w:t>
             </w:r>
           </w:p>
         </w:tc>
@@ -314,7 +314,7 @@
                 <w:rFonts w:eastAsia="MS Mincho" w:ascii="Times New Roman" w:hAnsi="Times New Roman"/>
                 <w:sz w:val="18"/>
               </w:rPr>
-              <w:t xml:space="preserve">steadily</w:t>
+              <w:t xml:space="preserve">congestion</w:t>
             </w:r>
           </w:p>
         </w:tc>
@@ -391,7 +391,7 @@
                 <w:rFonts w:eastAsia="MS Mincho" w:ascii="Times New Roman" w:hAnsi="Times New Roman"/>
                 <w:sz w:val="18"/>
               </w:rPr>
-              <w:t xml:space="preserve">fundamental</w:t>
+              <w:t xml:space="preserve">likes / to be / called</w:t>
             </w:r>
           </w:p>
         </w:tc>
@@ -463,7 +463,7 @@
                 <w:rFonts w:eastAsia="MS Mincho" w:ascii="Times New Roman" w:hAnsi="Times New Roman"/>
                 <w:sz w:val="18"/>
               </w:rPr>
-              <w:t xml:space="preserve">Regardless of</w:t>
+              <w:t xml:space="preserve">may have seen</w:t>
             </w:r>
           </w:p>
         </w:tc>
@@ -539,7 +539,7 @@
                 <w:rFonts w:eastAsia="MS Mincho" w:ascii="Times New Roman" w:hAnsi="Times New Roman"/>
                 <w:sz w:val="18"/>
               </w:rPr>
-              <w:t xml:space="preserve">evolved</w:t>
+              <w:t xml:space="preserve">residents</w:t>
             </w:r>
           </w:p>
         </w:tc>
@@ -611,7 +611,7 @@
                 <w:rFonts w:eastAsia="MS Mincho" w:ascii="Times New Roman" w:hAnsi="Times New Roman"/>
                 <w:sz w:val="18"/>
               </w:rPr>
-              <w:t xml:space="preserve">consists of</w:t>
+              <w:t xml:space="preserve">relatively</w:t>
             </w:r>
           </w:p>
         </w:tc>
@@ -687,7 +687,7 @@
                 <w:rFonts w:eastAsia="MS Mincho" w:ascii="Times New Roman" w:hAnsi="Times New Roman"/>
                 <w:sz w:val="18"/>
               </w:rPr>
-              <w:t xml:space="preserve">is known as</w:t>
+              <w:t xml:space="preserve">evaluate</w:t>
             </w:r>
           </w:p>
         </w:tc>
@@ -777,7 +777,7 @@
                 <w:rFonts w:eastAsia="MS Mincho" w:ascii="Times New Roman" w:hAnsi="Times New Roman"/>
                 <w:sz w:val="18"/>
               </w:rPr>
-              <w:t xml:space="preserve">reflection(s)</w:t>
+              <w:t xml:space="preserve">used to</w:t>
             </w:r>
           </w:p>
         </w:tc>
@@ -854,7 +854,7 @@
                 <w:rFonts w:eastAsia="MS Mincho" w:ascii="Times New Roman" w:hAnsi="Times New Roman"/>
                 <w:sz w:val="18"/>
               </w:rPr>
-              <w:t xml:space="preserve">was registered</w:t>
+              <w:t xml:space="preserve">worth discussing</w:t>
             </w:r>
           </w:p>
         </w:tc>

--- a/output/modelanswer_comm2_final.docx
+++ b/output/modelanswer_comm2_final.docx
@@ -230,7 +230,7 @@
                 <w:rFonts w:eastAsia="MS Mincho" w:ascii="Times New Roman" w:hAnsi="Times New Roman"/>
                 <w:sz w:val="18"/>
               </w:rPr>
-              <w:t xml:space="preserve">Surprisingly</w:t>
+              <w:t xml:space="preserve">commute</w:t>
             </w:r>
           </w:p>
         </w:tc>
@@ -314,7 +314,7 @@
                 <w:rFonts w:eastAsia="MS Mincho" w:ascii="Times New Roman" w:hAnsi="Times New Roman"/>
                 <w:sz w:val="18"/>
               </w:rPr>
-              <w:t xml:space="preserve">congestion</w:t>
+              <w:t xml:space="preserve">crisis</w:t>
             </w:r>
           </w:p>
         </w:tc>
@@ -391,7 +391,7 @@
                 <w:rFonts w:eastAsia="MS Mincho" w:ascii="Times New Roman" w:hAnsi="Times New Roman"/>
                 <w:sz w:val="18"/>
               </w:rPr>
-              <w:t xml:space="preserve">likes / to be / called</w:t>
+              <w:t xml:space="preserve">must have left</w:t>
             </w:r>
           </w:p>
         </w:tc>
@@ -463,7 +463,7 @@
                 <w:rFonts w:eastAsia="MS Mincho" w:ascii="Times New Roman" w:hAnsi="Times New Roman"/>
                 <w:sz w:val="18"/>
               </w:rPr>
-              <w:t xml:space="preserve">may have seen</w:t>
+              <w:t xml:space="preserve">greenhouse</w:t>
             </w:r>
           </w:p>
         </w:tc>
@@ -539,7 +539,7 @@
                 <w:rFonts w:eastAsia="MS Mincho" w:ascii="Times New Roman" w:hAnsi="Times New Roman"/>
                 <w:sz w:val="18"/>
               </w:rPr>
-              <w:t xml:space="preserve">residents</w:t>
+              <w:t xml:space="preserve">nuance</w:t>
             </w:r>
           </w:p>
         </w:tc>
@@ -611,7 +611,7 @@
                 <w:rFonts w:eastAsia="MS Mincho" w:ascii="Times New Roman" w:hAnsi="Times New Roman"/>
                 <w:sz w:val="18"/>
               </w:rPr>
-              <w:t xml:space="preserve">relatively</w:t>
+              <w:t xml:space="preserve">rush</w:t>
             </w:r>
           </w:p>
         </w:tc>
@@ -687,7 +687,7 @@
                 <w:rFonts w:eastAsia="MS Mincho" w:ascii="Times New Roman" w:hAnsi="Times New Roman"/>
                 <w:sz w:val="18"/>
               </w:rPr>
-              <w:t xml:space="preserve">evaluate</w:t>
+              <w:t xml:space="preserve">goes without</w:t>
             </w:r>
           </w:p>
         </w:tc>
@@ -777,7 +777,7 @@
                 <w:rFonts w:eastAsia="MS Mincho" w:ascii="Times New Roman" w:hAnsi="Times New Roman"/>
                 <w:sz w:val="18"/>
               </w:rPr>
-              <w:t xml:space="preserve">used to</w:t>
+              <w:t xml:space="preserve">facial</w:t>
             </w:r>
           </w:p>
         </w:tc>
@@ -854,7 +854,7 @@
                 <w:rFonts w:eastAsia="MS Mincho" w:ascii="Times New Roman" w:hAnsi="Times New Roman"/>
                 <w:sz w:val="18"/>
               </w:rPr>
-              <w:t xml:space="preserve">worth discussing</w:t>
+              <w:t xml:space="preserve">safely</w:t>
             </w:r>
           </w:p>
         </w:tc>

--- a/output/modelanswer_comm2_final.docx
+++ b/output/modelanswer_comm2_final.docx
@@ -2346,7 +2346,7 @@
               <w:rPr>
                 <w:sz w:val="16"/>
               </w:rPr>
-              <w:t xml:space="preserve">In March, the AI-based computer program AlphaGo, developed by DeepMind, shocked the world when it defeated South Korean go grandmaster Lee Sedol in a five-game match of the ancient board game that requires deep insight.</w:t>
+              <w:t xml:space="preserve">Although we know that the earth revolves around the sun, we cannot recite the astronomical observations and calculations that led to that conclusion.</w:t>
             </w:r>
           </w:p>
         </w:tc>
@@ -2411,7 +2411,7 @@
               <w:rPr>
                 <w:sz w:val="16"/>
               </w:rPr>
-              <w:t xml:space="preserve">M(In March), S[the AI-based computer program AlphaGo, [developed by DeepMind],] V[shocked] O[the world] M(when it defeated...).</w:t>
+              <w:t xml:space="preserve">M(Although S[we] V[know] O〈that the earth revolves around the sun〉), S[we] V[cannot recite] O[the astronomical observations and calculations [that led to that conclusion]].</w:t>
             </w:r>
           </w:p>
         </w:tc>
@@ -2476,7 +2476,7 @@
               <w:rPr>
                 <w:sz w:val="16"/>
               </w:rPr>
-              <w:t xml:space="preserve">3月、DeepMindが開発したAlphaGoは、深い洞察力を必要とするこの古代ボードゲームの5番勝負で韓国の囲碁の名人、李世乭を破り、世界に衝撃を与えた。</w:t>
+              <w:t xml:space="preserve">地球が太陽の周りを公転していることは知っていても、私たちはその結論に至った天文学的な観測や計算を暗唱することはできない。</w:t>
             </w:r>
           </w:p>
         </w:tc>
@@ -2495,13 +2495,18 @@
           <w:p>
             <w:pPr>
               <w:jc w:val="center"/>
-              <w:spacing w:after="0"/>
-            </w:pPr>
-          </w:p>
-        </w:tc>
-        <w:tc>
-          <w:tcPr>
-            <w:tcW w:w="600" w:type="dxa"/>
+            </w:pPr>
+            <w:r>
+              <w:rPr>
+                <w:sz w:val="18"/>
+              </w:rPr>
+              <w:t xml:space="preserve">3</w:t>
+            </w:r>
+          </w:p>
+        </w:tc>
+        <w:tc>
+          <w:tcPr>
+            <w:tcW w:w="1220" w:type="dxa"/>
             <w:tcBorders>
               <w:top w:val="single" w:sz="4" w:color="000000"/>
               <w:left w:val="single" w:sz="4" w:color="000000"/>
@@ -2512,19 +2517,18 @@
           <w:p>
             <w:pPr>
               <w:jc w:val="center"/>
-              <w:spacing w:after="0"/>
-            </w:pPr>
-            <w:r>
-              <w:rPr>
-                <w:sz w:val="16"/>
-              </w:rPr>
-              <w:t xml:space="preserve">（問）</w:t>
-            </w:r>
-          </w:p>
-        </w:tc>
-        <w:tc>
-          <w:tcPr>
-            <w:tcW w:w="5480" w:type="dxa"/>
+            </w:pPr>
+            <w:r>
+              <w:rPr>
+                <w:sz w:val="18"/>
+              </w:rPr>
+              <w:t xml:space="preserve">ア</w:t>
+            </w:r>
+          </w:p>
+        </w:tc>
+        <w:tc>
+          <w:tcPr>
+            <w:tcW w:w="400" w:type="dxa"/>
             <w:tcBorders>
               <w:top w:val="single" w:sz="4" w:color="000000"/>
               <w:left w:val="single" w:sz="4" w:color="000000"/>
@@ -2534,22 +2538,19 @@
           </w:tcPr>
           <w:p>
             <w:pPr>
-              <w:jc w:val="left"/>
-              <w:spacing w:after="0"/>
-            </w:pPr>
-            <w:r>
-              <w:rPr>
-                <w:sz w:val="16"/>
-              </w:rPr>
-              <w:t xml:space="preserve">AlphaGoが人間のプロ棋士（李世乭）との5番勝負に勝利したこと。</w:t>
-            </w:r>
-          </w:p>
-        </w:tc>
-      </w:tr>
-      <w:tr>
-        <w:tc>
-          <w:tcPr>
-            <w:tcW w:w="400" w:type="dxa"/>
+              <w:jc w:val="center"/>
+            </w:pPr>
+            <w:r>
+              <w:rPr>
+                <w:sz w:val="18"/>
+              </w:rPr>
+              <w:t xml:space="preserve">4</w:t>
+            </w:r>
+          </w:p>
+        </w:tc>
+        <w:tc>
+          <w:tcPr>
+            <w:tcW w:w="1220" w:type="dxa"/>
             <w:tcBorders>
               <w:top w:val="single" w:sz="4" w:color="000000"/>
               <w:left w:val="single" w:sz="4" w:color="000000"/>
@@ -2560,19 +2561,18 @@
           <w:p>
             <w:pPr>
               <w:jc w:val="center"/>
-              <w:spacing w:after="0"/>
-            </w:pPr>
-            <w:r>
-              <w:rPr>
-                <w:sz w:val="16"/>
-              </w:rPr>
-              <w:t xml:space="preserve">3</w:t>
-            </w:r>
-          </w:p>
-        </w:tc>
-        <w:tc>
-          <w:tcPr>
-            <w:tcW w:w="600" w:type="dxa"/>
+            </w:pPr>
+            <w:r>
+              <w:rPr>
+                <w:sz w:val="18"/>
+              </w:rPr>
+              <w:t xml:space="preserve">イ</w:t>
+            </w:r>
+          </w:p>
+        </w:tc>
+        <w:tc>
+          <w:tcPr>
+            <w:tcW w:w="400" w:type="dxa"/>
             <w:tcBorders>
               <w:top w:val="single" w:sz="4" w:color="000000"/>
               <w:left w:val="single" w:sz="4" w:color="000000"/>
@@ -2583,13 +2583,18 @@
           <w:p>
             <w:pPr>
               <w:jc w:val="center"/>
-              <w:spacing w:after="0"/>
-            </w:pPr>
-          </w:p>
-        </w:tc>
-        <w:tc>
-          <w:tcPr>
-            <w:tcW w:w="5480" w:type="dxa"/>
+            </w:pPr>
+            <w:r>
+              <w:rPr>
+                <w:sz w:val="18"/>
+              </w:rPr>
+              <w:t xml:space="preserve">5</w:t>
+            </w:r>
+          </w:p>
+        </w:tc>
+        <w:tc>
+          <w:tcPr>
+            <w:tcW w:w="1220" w:type="dxa"/>
             <w:tcBorders>
               <w:top w:val="single" w:sz="4" w:color="000000"/>
               <w:left w:val="single" w:sz="4" w:color="000000"/>
@@ -2599,19 +2604,16 @@
           </w:tcPr>
           <w:p>
             <w:pPr>
-              <w:jc w:val="left"/>
-              <w:spacing w:after="0"/>
-            </w:pPr>
-            <w:r>
-              <w:rPr>
-                <w:sz w:val="16"/>
-              </w:rPr>
-              <w:t xml:space="preserve">Although we know that the earth revolves around the sun, we cannot recite the astronomical observations and calculations that led to that conclusion.</w:t>
-            </w:r>
-          </w:p>
-        </w:tc>
-      </w:tr>
-      <w:tr>
+              <w:jc w:val="center"/>
+            </w:pPr>
+            <w:r>
+              <w:rPr>
+                <w:sz w:val="18"/>
+              </w:rPr>
+              <w:t xml:space="preserve">ア</w:t>
+            </w:r>
+          </w:p>
+        </w:tc>
         <w:tc>
           <w:tcPr>
             <w:tcW w:w="400" w:type="dxa"/>
@@ -2625,469 +2627,12 @@
           <w:p>
             <w:pPr>
               <w:jc w:val="center"/>
-              <w:spacing w:after="0"/>
-            </w:pPr>
-          </w:p>
-        </w:tc>
-        <w:tc>
-          <w:tcPr>
-            <w:tcW w:w="600" w:type="dxa"/>
-            <w:tcBorders>
-              <w:top w:val="single" w:sz="4" w:color="000000"/>
-              <w:left w:val="single" w:sz="4" w:color="000000"/>
-              <w:bottom w:val="single" w:sz="4" w:color="000000"/>
-              <w:right w:val="single" w:sz="4" w:color="000000"/>
-            </w:tcBorders>
-          </w:tcPr>
-          <w:p>
-            <w:pPr>
-              <w:jc w:val="center"/>
-              <w:spacing w:after="0"/>
-            </w:pPr>
-            <w:r>
-              <w:rPr>
-                <w:sz w:val="16"/>
-              </w:rPr>
-              <w:t xml:space="preserve">記号</w:t>
-            </w:r>
-          </w:p>
-        </w:tc>
-        <w:tc>
-          <w:tcPr>
-            <w:tcW w:w="5480" w:type="dxa"/>
-            <w:tcBorders>
-              <w:top w:val="single" w:sz="4" w:color="000000"/>
-              <w:left w:val="single" w:sz="4" w:color="000000"/>
-              <w:bottom w:val="single" w:sz="4" w:color="000000"/>
-              <w:right w:val="single" w:sz="4" w:color="000000"/>
-            </w:tcBorders>
-          </w:tcPr>
-          <w:p>
-            <w:pPr>
-              <w:jc w:val="left"/>
-              <w:spacing w:after="0"/>
-            </w:pPr>
-            <w:r>
-              <w:rPr>
-                <w:sz w:val="16"/>
-              </w:rPr>
-              <w:t xml:space="preserve">M(Although S[we] V[know] O〈that the earth revolves around the sun〉), S[we] V[cannot recite] O[the astronomical observations and calculations [that led to that conclusion]].</w:t>
-            </w:r>
-          </w:p>
-        </w:tc>
-      </w:tr>
-      <w:tr>
-        <w:tc>
-          <w:tcPr>
-            <w:tcW w:w="400" w:type="dxa"/>
-            <w:tcBorders>
-              <w:top w:val="single" w:sz="4" w:color="000000"/>
-              <w:left w:val="single" w:sz="4" w:color="000000"/>
-              <w:bottom w:val="single" w:sz="4" w:color="000000"/>
-              <w:right w:val="single" w:sz="4" w:color="000000"/>
-            </w:tcBorders>
-          </w:tcPr>
-          <w:p>
-            <w:pPr>
-              <w:jc w:val="center"/>
-              <w:spacing w:after="0"/>
-            </w:pPr>
-          </w:p>
-        </w:tc>
-        <w:tc>
-          <w:tcPr>
-            <w:tcW w:w="600" w:type="dxa"/>
-            <w:tcBorders>
-              <w:top w:val="single" w:sz="4" w:color="000000"/>
-              <w:left w:val="single" w:sz="4" w:color="000000"/>
-              <w:bottom w:val="single" w:sz="4" w:color="000000"/>
-              <w:right w:val="single" w:sz="4" w:color="000000"/>
-            </w:tcBorders>
-          </w:tcPr>
-          <w:p>
-            <w:pPr>
-              <w:jc w:val="center"/>
-              <w:spacing w:after="0"/>
-            </w:pPr>
-            <w:r>
-              <w:rPr>
-                <w:sz w:val="16"/>
-              </w:rPr>
-              <w:t xml:space="preserve">訳</w:t>
-            </w:r>
-          </w:p>
-        </w:tc>
-        <w:tc>
-          <w:tcPr>
-            <w:tcW w:w="5480" w:type="dxa"/>
-            <w:tcBorders>
-              <w:top w:val="single" w:sz="4" w:color="000000"/>
-              <w:left w:val="single" w:sz="4" w:color="000000"/>
-              <w:bottom w:val="single" w:sz="4" w:color="000000"/>
-              <w:right w:val="single" w:sz="4" w:color="000000"/>
-            </w:tcBorders>
-          </w:tcPr>
-          <w:p>
-            <w:pPr>
-              <w:jc w:val="left"/>
-              <w:spacing w:after="0"/>
-            </w:pPr>
-            <w:r>
-              <w:rPr>
-                <w:sz w:val="16"/>
-              </w:rPr>
-              <w:t xml:space="preserve">地球が太陽の周りを公転していることは知っていても、私たちはその結論に至った天文学的な観測や計算を暗唱することはできない。</w:t>
-            </w:r>
-          </w:p>
-        </w:tc>
-      </w:tr>
-      <w:tr>
-        <w:tc>
-          <w:tcPr>
-            <w:tcW w:w="400" w:type="dxa"/>
-            <w:tcBorders>
-              <w:top w:val="single" w:sz="4" w:color="000000"/>
-              <w:left w:val="single" w:sz="4" w:color="000000"/>
-              <w:bottom w:val="single" w:sz="4" w:color="000000"/>
-              <w:right w:val="single" w:sz="4" w:color="000000"/>
-            </w:tcBorders>
-          </w:tcPr>
-          <w:p>
-            <w:pPr>
-              <w:jc w:val="center"/>
-              <w:spacing w:after="0"/>
-            </w:pPr>
-            <w:r>
-              <w:rPr>
-                <w:sz w:val="16"/>
-              </w:rPr>
-              <w:t xml:space="preserve">4</w:t>
-            </w:r>
-          </w:p>
-        </w:tc>
-        <w:tc>
-          <w:tcPr>
-            <w:tcW w:w="600" w:type="dxa"/>
-            <w:tcBorders>
-              <w:top w:val="single" w:sz="4" w:color="000000"/>
-              <w:left w:val="single" w:sz="4" w:color="000000"/>
-              <w:bottom w:val="single" w:sz="4" w:color="000000"/>
-              <w:right w:val="single" w:sz="4" w:color="000000"/>
-            </w:tcBorders>
-          </w:tcPr>
-          <w:p>
-            <w:pPr>
-              <w:jc w:val="center"/>
-              <w:spacing w:after="0"/>
-            </w:pPr>
-          </w:p>
-        </w:tc>
-        <w:tc>
-          <w:tcPr>
-            <w:tcW w:w="5480" w:type="dxa"/>
-            <w:tcBorders>
-              <w:top w:val="single" w:sz="4" w:color="000000"/>
-              <w:left w:val="single" w:sz="4" w:color="000000"/>
-              <w:bottom w:val="single" w:sz="4" w:color="000000"/>
-              <w:right w:val="single" w:sz="4" w:color="000000"/>
-            </w:tcBorders>
-          </w:tcPr>
-          <w:p>
-            <w:pPr>
-              <w:jc w:val="left"/>
-              <w:spacing w:after="0"/>
-            </w:pPr>
-            <w:r>
-              <w:rPr>
-                <w:sz w:val="16"/>
-              </w:rPr>
-              <w:t xml:space="preserve">Psychologists who believe that willpower is a limited resource say using up our willpower is the main reason that some of us fail to achieve our goals.</w:t>
-            </w:r>
-          </w:p>
-        </w:tc>
-      </w:tr>
-      <w:tr>
-        <w:tc>
-          <w:tcPr>
-            <w:tcW w:w="400" w:type="dxa"/>
-            <w:tcBorders>
-              <w:top w:val="single" w:sz="4" w:color="000000"/>
-              <w:left w:val="single" w:sz="4" w:color="000000"/>
-              <w:bottom w:val="single" w:sz="4" w:color="000000"/>
-              <w:right w:val="single" w:sz="4" w:color="000000"/>
-            </w:tcBorders>
-          </w:tcPr>
-          <w:p>
-            <w:pPr>
-              <w:jc w:val="center"/>
-              <w:spacing w:after="0"/>
-            </w:pPr>
-          </w:p>
-        </w:tc>
-        <w:tc>
-          <w:tcPr>
-            <w:tcW w:w="600" w:type="dxa"/>
-            <w:tcBorders>
-              <w:top w:val="single" w:sz="4" w:color="000000"/>
-              <w:left w:val="single" w:sz="4" w:color="000000"/>
-              <w:bottom w:val="single" w:sz="4" w:color="000000"/>
-              <w:right w:val="single" w:sz="4" w:color="000000"/>
-            </w:tcBorders>
-          </w:tcPr>
-          <w:p>
-            <w:pPr>
-              <w:jc w:val="center"/>
-              <w:spacing w:after="0"/>
-            </w:pPr>
-            <w:r>
-              <w:rPr>
-                <w:sz w:val="16"/>
-              </w:rPr>
-              <w:t xml:space="preserve">記号</w:t>
-            </w:r>
-          </w:p>
-        </w:tc>
-        <w:tc>
-          <w:tcPr>
-            <w:tcW w:w="5480" w:type="dxa"/>
-            <w:tcBorders>
-              <w:top w:val="single" w:sz="4" w:color="000000"/>
-              <w:left w:val="single" w:sz="4" w:color="000000"/>
-              <w:bottom w:val="single" w:sz="4" w:color="000000"/>
-              <w:right w:val="single" w:sz="4" w:color="000000"/>
-            </w:tcBorders>
-          </w:tcPr>
-          <w:p>
-            <w:pPr>
-              <w:jc w:val="left"/>
-              <w:spacing w:after="0"/>
-            </w:pPr>
-            <w:r>
-              <w:rPr>
-                <w:sz w:val="16"/>
-              </w:rPr>
-              <w:t xml:space="preserve">S[Psychologists [who believe 〈that willpower is a limited resource〉]] V[say] O〈using up our willpower is the main reason [that some of us fail to achieve our goals]〉.</w:t>
-            </w:r>
-          </w:p>
-        </w:tc>
-      </w:tr>
-      <w:tr>
-        <w:tc>
-          <w:tcPr>
-            <w:tcW w:w="400" w:type="dxa"/>
-            <w:tcBorders>
-              <w:top w:val="single" w:sz="4" w:color="000000"/>
-              <w:left w:val="single" w:sz="4" w:color="000000"/>
-              <w:bottom w:val="single" w:sz="4" w:color="000000"/>
-              <w:right w:val="single" w:sz="4" w:color="000000"/>
-            </w:tcBorders>
-          </w:tcPr>
-          <w:p>
-            <w:pPr>
-              <w:jc w:val="center"/>
-              <w:spacing w:after="0"/>
-            </w:pPr>
-          </w:p>
-        </w:tc>
-        <w:tc>
-          <w:tcPr>
-            <w:tcW w:w="600" w:type="dxa"/>
-            <w:tcBorders>
-              <w:top w:val="single" w:sz="4" w:color="000000"/>
-              <w:left w:val="single" w:sz="4" w:color="000000"/>
-              <w:bottom w:val="single" w:sz="4" w:color="000000"/>
-              <w:right w:val="single" w:sz="4" w:color="000000"/>
-            </w:tcBorders>
-          </w:tcPr>
-          <w:p>
-            <w:pPr>
-              <w:jc w:val="center"/>
-              <w:spacing w:after="0"/>
-            </w:pPr>
-            <w:r>
-              <w:rPr>
-                <w:sz w:val="16"/>
-              </w:rPr>
-              <w:t xml:space="preserve">訳</w:t>
-            </w:r>
-          </w:p>
-        </w:tc>
-        <w:tc>
-          <w:tcPr>
-            <w:tcW w:w="5480" w:type="dxa"/>
-            <w:tcBorders>
-              <w:top w:val="single" w:sz="4" w:color="000000"/>
-              <w:left w:val="single" w:sz="4" w:color="000000"/>
-              <w:bottom w:val="single" w:sz="4" w:color="000000"/>
-              <w:right w:val="single" w:sz="4" w:color="000000"/>
-            </w:tcBorders>
-          </w:tcPr>
-          <w:p>
-            <w:pPr>
-              <w:jc w:val="left"/>
-              <w:spacing w:after="0"/>
-            </w:pPr>
-            <w:r>
-              <w:rPr>
-                <w:sz w:val="16"/>
-              </w:rPr>
-              <w:t xml:space="preserve">意志力は限られた資源だと考える心理学者たちは、意志力を使い果たすことが、私たちの一部が目標を達成できない主な理由だと言う。</w:t>
-            </w:r>
-          </w:p>
-        </w:tc>
-      </w:tr>
-      <w:tr>
-        <w:tc>
-          <w:tcPr>
-            <w:tcW w:w="400" w:type="dxa"/>
-            <w:tcBorders>
-              <w:top w:val="single" w:sz="4" w:color="000000"/>
-              <w:left w:val="single" w:sz="4" w:color="000000"/>
-              <w:bottom w:val="single" w:sz="4" w:color="000000"/>
-              <w:right w:val="single" w:sz="4" w:color="000000"/>
-            </w:tcBorders>
-          </w:tcPr>
-          <w:p>
-            <w:pPr>
-              <w:jc w:val="center"/>
-            </w:pPr>
-            <w:r>
-              <w:rPr>
-                <w:sz w:val="18"/>
-              </w:rPr>
-              <w:t xml:space="preserve">5</w:t>
-            </w:r>
-          </w:p>
-        </w:tc>
-        <w:tc>
-          <w:tcPr>
-            <w:tcW w:w="1220" w:type="dxa"/>
-            <w:tcBorders>
-              <w:top w:val="single" w:sz="4" w:color="000000"/>
-              <w:left w:val="single" w:sz="4" w:color="000000"/>
-              <w:bottom w:val="single" w:sz="4" w:color="000000"/>
-              <w:right w:val="single" w:sz="4" w:color="000000"/>
-            </w:tcBorders>
-          </w:tcPr>
-          <w:p>
-            <w:pPr>
-              <w:jc w:val="center"/>
-            </w:pPr>
-            <w:r>
-              <w:rPr>
-                <w:sz w:val="18"/>
-              </w:rPr>
-              <w:t xml:space="preserve">ア</w:t>
-            </w:r>
-          </w:p>
-        </w:tc>
-        <w:tc>
-          <w:tcPr>
-            <w:tcW w:w="400" w:type="dxa"/>
-            <w:tcBorders>
-              <w:top w:val="single" w:sz="4" w:color="000000"/>
-              <w:left w:val="single" w:sz="4" w:color="000000"/>
-              <w:bottom w:val="single" w:sz="4" w:color="000000"/>
-              <w:right w:val="single" w:sz="4" w:color="000000"/>
-            </w:tcBorders>
-          </w:tcPr>
-          <w:p>
-            <w:pPr>
-              <w:jc w:val="center"/>
             </w:pPr>
             <w:r>
               <w:rPr>
                 <w:sz w:val="18"/>
               </w:rPr>
               <w:t xml:space="preserve">6</w:t>
-            </w:r>
-          </w:p>
-        </w:tc>
-        <w:tc>
-          <w:tcPr>
-            <w:tcW w:w="1220" w:type="dxa"/>
-            <w:tcBorders>
-              <w:top w:val="single" w:sz="4" w:color="000000"/>
-              <w:left w:val="single" w:sz="4" w:color="000000"/>
-              <w:bottom w:val="single" w:sz="4" w:color="000000"/>
-              <w:right w:val="single" w:sz="4" w:color="000000"/>
-            </w:tcBorders>
-          </w:tcPr>
-          <w:p>
-            <w:pPr>
-              <w:jc w:val="center"/>
-            </w:pPr>
-            <w:r>
-              <w:rPr>
-                <w:sz w:val="18"/>
-              </w:rPr>
-              <w:t xml:space="preserve">イ</w:t>
-            </w:r>
-          </w:p>
-        </w:tc>
-        <w:tc>
-          <w:tcPr>
-            <w:tcW w:w="400" w:type="dxa"/>
-            <w:tcBorders>
-              <w:top w:val="single" w:sz="4" w:color="000000"/>
-              <w:left w:val="single" w:sz="4" w:color="000000"/>
-              <w:bottom w:val="single" w:sz="4" w:color="000000"/>
-              <w:right w:val="single" w:sz="4" w:color="000000"/>
-            </w:tcBorders>
-          </w:tcPr>
-          <w:p>
-            <w:pPr>
-              <w:jc w:val="center"/>
-            </w:pPr>
-            <w:r>
-              <w:rPr>
-                <w:sz w:val="18"/>
-              </w:rPr>
-              <w:t xml:space="preserve">7</w:t>
-            </w:r>
-          </w:p>
-        </w:tc>
-        <w:tc>
-          <w:tcPr>
-            <w:tcW w:w="1220" w:type="dxa"/>
-            <w:tcBorders>
-              <w:top w:val="single" w:sz="4" w:color="000000"/>
-              <w:left w:val="single" w:sz="4" w:color="000000"/>
-              <w:bottom w:val="single" w:sz="4" w:color="000000"/>
-              <w:right w:val="single" w:sz="4" w:color="000000"/>
-            </w:tcBorders>
-          </w:tcPr>
-          <w:p>
-            <w:pPr>
-              <w:jc w:val="center"/>
-            </w:pPr>
-            <w:r>
-              <w:rPr>
-                <w:sz w:val="18"/>
-              </w:rPr>
-              <w:t xml:space="preserve">ア</w:t>
-            </w:r>
-          </w:p>
-        </w:tc>
-        <w:tc>
-          <w:tcPr>
-            <w:tcW w:w="400" w:type="dxa"/>
-            <w:tcBorders>
-              <w:top w:val="single" w:sz="4" w:color="000000"/>
-              <w:left w:val="single" w:sz="4" w:color="000000"/>
-              <w:bottom w:val="single" w:sz="4" w:color="000000"/>
-              <w:right w:val="single" w:sz="4" w:color="000000"/>
-            </w:tcBorders>
-          </w:tcPr>
-          <w:p>
-            <w:pPr>
-              <w:jc w:val="center"/>
-            </w:pPr>
-            <w:r>
-              <w:rPr>
-                <w:sz w:val="18"/>
-              </w:rPr>
-              <w:t xml:space="preserve">8</w:t>
             </w:r>
           </w:p>
         </w:tc>

--- a/output/modelanswer_comm2_final.docx
+++ b/output/modelanswer_comm2_final.docx
@@ -2151,7 +2151,7 @@
               <w:rPr>
                 <w:sz w:val="16"/>
               </w:rPr>
-              <w:t xml:space="preserve">She also saw the poverty of her people and the hard lives of so many women who were fighting against such basic problems as lack of food, firewood and water, and against unemployment.</w:t>
+              <w:t xml:space="preserve">Becoming an adult is a step-by-step process, and just when the young are finally wise enough to be treated as young adults is not the time to give them free access to the drinks bar.</w:t>
             </w:r>
           </w:p>
         </w:tc>
@@ -2216,7 +2216,7 @@
               <w:rPr>
                 <w:sz w:val="16"/>
               </w:rPr>
-              <w:t xml:space="preserve">S[She] V[saw] O[the poverty of her people] and O[the hard lives of so many women [who were fighting against (such basic problems as...) and against unemployment]].</w:t>
+              <w:t xml:space="preserve">S〈Becoming an adult〉 V[is] C[a step-by-step process], and S〈just when the young are finally wise enough to be treated as young adults〉 V[is] not C[the time [to give them free access to the drinks bar]].</w:t>
             </w:r>
           </w:p>
         </w:tc>
@@ -2281,7 +2281,7 @@
               <w:rPr>
                 <w:sz w:val="16"/>
               </w:rPr>
-              <w:t xml:space="preserve">彼女はまた、自分の民の貧困と、食料・薪・水の不足や失業といった基本的な問題と闘う数多くの女性たちの苦しい生活を目の当たりにした。</w:t>
+              <w:t xml:space="preserve">大人になることは段階的なプロセスであり、若者たちがようやく若い大人として扱われるほど賢くなったまさにその時こそ、彼らにお酒を自由に飲ませる時ではない。</w:t>
             </w:r>
           </w:p>
         </w:tc>

--- a/output/modelanswer_comm2_final.docx
+++ b/output/modelanswer_comm2_final.docx
@@ -314,7 +314,7 @@
                 <w:rFonts w:eastAsia="MS Mincho" w:ascii="Times New Roman" w:hAnsi="Times New Roman"/>
                 <w:sz w:val="18"/>
               </w:rPr>
-              <w:t xml:space="preserve">crisis</w:t>
+              <w:t xml:space="preserve">universal</w:t>
             </w:r>
           </w:p>
         </w:tc>
@@ -611,7 +611,7 @@
                 <w:rFonts w:eastAsia="MS Mincho" w:ascii="Times New Roman" w:hAnsi="Times New Roman"/>
                 <w:sz w:val="18"/>
               </w:rPr>
-              <w:t xml:space="preserve">rush</w:t>
+              <w:t xml:space="preserve">conduct</w:t>
             </w:r>
           </w:p>
         </w:tc>
@@ -777,7 +777,7 @@
                 <w:rFonts w:eastAsia="MS Mincho" w:ascii="Times New Roman" w:hAnsi="Times New Roman"/>
                 <w:sz w:val="18"/>
               </w:rPr>
-              <w:t xml:space="preserve">facial</w:t>
+              <w:t xml:space="preserve">recognition</w:t>
             </w:r>
           </w:p>
         </w:tc>
@@ -2783,7 +2783,7 @@
                 <w:b/>
                 <w:sz w:val="18"/>
               </w:rPr>
-              <w:t>regularly / themselves</w:t>
+              <w:t>every / about</w:t>
             </w:r>
           </w:p>
         </w:tc>
@@ -2930,7 +2930,7 @@
                 <w:b/>
                 <w:sz w:val="18"/>
               </w:rPr>
-              <w:t>is / sleep</w:t>
+              <w:t>is / need</w:t>
             </w:r>
           </w:p>
         </w:tc>

--- a/output/modelanswer_comm2_final.docx
+++ b/output/modelanswer_comm2_final.docx
@@ -777,7 +777,7 @@
                 <w:rFonts w:eastAsia="MS Mincho" w:ascii="Times New Roman" w:hAnsi="Times New Roman"/>
                 <w:sz w:val="18"/>
               </w:rPr>
-              <w:t xml:space="preserve">recognition</w:t>
+              <w:t xml:space="preserve">facial</w:t>
             </w:r>
           </w:p>
         </w:tc>

--- a/output/modelanswer_comm2_final.docx
+++ b/output/modelanswer_comm2_final.docx
@@ -2783,7 +2783,7 @@
                 <w:b/>
                 <w:sz w:val="18"/>
               </w:rPr>
-              <w:t>every / about</w:t>
+              <w:t>2番目:who / 5番目:better</w:t>
             </w:r>
           </w:p>
         </w:tc>
@@ -2832,7 +2832,7 @@
                 <w:b/>
                 <w:sz w:val="18"/>
               </w:rPr>
-              <w:t>tomorrow / do</w:t>
+              <w:t>2番目:off / 5番目:what</w:t>
             </w:r>
           </w:p>
         </w:tc>
@@ -2881,7 +2881,7 @@
                 <w:b/>
                 <w:sz w:val="18"/>
               </w:rPr>
-              <w:t>who / win</w:t>
+              <w:t>2番目:the / 5番目:I</w:t>
             </w:r>
           </w:p>
         </w:tc>
@@ -2930,7 +2930,7 @@
                 <w:b/>
                 <w:sz w:val="18"/>
               </w:rPr>
-              <w:t>is / need</w:t>
+              <w:t>2番目:you / 5番目:enough</w:t>
             </w:r>
           </w:p>
         </w:tc>
@@ -2979,7 +2979,7 @@
                 <w:b/>
                 <w:sz w:val="18"/>
               </w:rPr>
-              <w:t>with / you</w:t>
+              <w:t>2番目:make / 5番目:people</w:t>
             </w:r>
           </w:p>
         </w:tc>

--- a/output/modelanswer_comm2_final.docx
+++ b/output/modelanswer_comm2_final.docx
@@ -777,7 +777,7 @@
                 <w:rFonts w:eastAsia="MS Mincho" w:ascii="Times New Roman" w:hAnsi="Times New Roman"/>
                 <w:sz w:val="18"/>
               </w:rPr>
-              <w:t xml:space="preserve">facial</w:t>
+              <w:t xml:space="preserve">facial（別解：face）</w:t>
             </w:r>
           </w:p>
         </w:tc>

--- a/output/modelanswer_comm2_final.docx
+++ b/output/modelanswer_comm2_final.docx
@@ -2566,7 +2566,7 @@
               <w:rPr>
                 <w:sz w:val="18"/>
               </w:rPr>
-              <w:t xml:space="preserve">イ</w:t>
+              <w:t xml:space="preserve">ア</w:t>
             </w:r>
           </w:p>
         </w:tc>
@@ -2610,7 +2610,7 @@
               <w:rPr>
                 <w:sz w:val="18"/>
               </w:rPr>
-              <w:t xml:space="preserve">ア</w:t>
+              <w:t xml:space="preserve">イ</w:t>
             </w:r>
           </w:p>
         </w:tc>
@@ -2783,7 +2783,7 @@
                 <w:b/>
                 <w:sz w:val="18"/>
               </w:rPr>
-              <w:t>2番目:who / 5番目:better</w:t>
+              <w:t>2番目:exercise regularly / 5番目:about</w:t>
             </w:r>
           </w:p>
         </w:tc>
@@ -2832,7 +2832,7 @@
                 <w:b/>
                 <w:sz w:val="18"/>
               </w:rPr>
-              <w:t>2番目:off / 5番目:what</w:t>
+              <w:t>2番目:do / 5番目:off</w:t>
             </w:r>
           </w:p>
         </w:tc>
@@ -2881,7 +2881,7 @@
                 <w:b/>
                 <w:sz w:val="18"/>
               </w:rPr>
-              <w:t>2番目:the / 5番目:I</w:t>
+              <w:t>2番目:girl / 5番目:win</w:t>
             </w:r>
           </w:p>
         </w:tc>
@@ -2930,7 +2930,7 @@
                 <w:b/>
                 <w:sz w:val="18"/>
               </w:rPr>
-              <w:t>2番目:you / 5番目:enough</w:t>
+              <w:t>2番目:need / 5番目:is to get</w:t>
             </w:r>
           </w:p>
         </w:tc>
@@ -2979,7 +2979,7 @@
                 <w:b/>
                 <w:sz w:val="18"/>
               </w:rPr>
-              <w:t>2番目:make / 5番目:people</w:t>
+              <w:t>2番目:people / 5番目:with</w:t>
             </w:r>
           </w:p>
         </w:tc>

--- a/output/modelanswer_comm2_final.docx
+++ b/output/modelanswer_comm2_final.docx
@@ -186,6 +186,7 @@
         <w:tc>
           <w:tcPr>
             <w:tcW w:w="464" w:type="dxa"/>
+            <w:vAlign w:val="center"/>
           </w:tcPr>
           <w:p>
             <w:pPr>
@@ -213,24 +214,26 @@
         <w:tc>
           <w:tcPr>
             <w:tcW w:w="1526" w:type="dxa"/>
+            <w:vAlign w:val="center"/>
           </w:tcPr>
           <w:p>
             <w:pPr>
               <w:tabs>
                 <w:tab w:val="right" w:pos="8398"/>
               </w:tabs>
+              <w:jc w:val="center"/>
               <w:rPr>
                 <w:color w:val="000000" w:themeColor="text1"/>
                 <w:szCs w:val="21"/>
               </w:rPr>
-              <w:jc w:val="center"/>
             </w:pPr>
             <w:r>
               <w:rPr>
                 <w:rFonts w:eastAsia="MS Mincho" w:ascii="Times New Roman" w:hAnsi="Times New Roman"/>
-                <w:sz w:val="18"/>
-              </w:rPr>
-              <w:t xml:space="preserve">commute</w:t>
+                <w:b/>
+                <w:sz w:val="18"/>
+              </w:rPr>
+              <w:t>commute</w:t>
             </w:r>
           </w:p>
         </w:tc>
@@ -238,12 +241,14 @@
           <w:tcPr>
             <w:tcW w:w="1527" w:type="dxa"/>
             <w:gridSpan w:val="2"/>
+            <w:vAlign w:val="center"/>
           </w:tcPr>
           <w:p>
             <w:pPr>
               <w:tabs>
                 <w:tab w:val="right" w:pos="8398"/>
               </w:tabs>
+              <w:jc w:val="center"/>
               <w:rPr>
                 <w:color w:val="000000" w:themeColor="text1"/>
                 <w:szCs w:val="21"/>
@@ -254,12 +259,14 @@
         <w:tc>
           <w:tcPr>
             <w:tcW w:w="1527" w:type="dxa"/>
+            <w:vAlign w:val="center"/>
           </w:tcPr>
           <w:p>
             <w:pPr>
               <w:tabs>
                 <w:tab w:val="right" w:pos="8398"/>
               </w:tabs>
+              <w:jc w:val="center"/>
               <w:rPr>
                 <w:color w:val="000000" w:themeColor="text1"/>
                 <w:szCs w:val="21"/>
@@ -270,6 +277,7 @@
         <w:tc>
           <w:tcPr>
             <w:tcW w:w="464" w:type="dxa"/>
+            <w:vAlign w:val="center"/>
           </w:tcPr>
           <w:p>
             <w:pPr>
@@ -297,24 +305,26 @@
         <w:tc>
           <w:tcPr>
             <w:tcW w:w="2290" w:type="dxa"/>
+            <w:vAlign w:val="center"/>
           </w:tcPr>
           <w:p>
             <w:pPr>
               <w:tabs>
                 <w:tab w:val="right" w:pos="8398"/>
               </w:tabs>
+              <w:jc w:val="center"/>
               <w:rPr>
                 <w:color w:val="000000" w:themeColor="text1"/>
                 <w:szCs w:val="21"/>
               </w:rPr>
-              <w:jc w:val="center"/>
             </w:pPr>
             <w:r>
               <w:rPr>
                 <w:rFonts w:eastAsia="MS Mincho" w:ascii="Times New Roman" w:hAnsi="Times New Roman"/>
-                <w:sz w:val="18"/>
-              </w:rPr>
-              <w:t xml:space="preserve">universal</w:t>
+                <w:b/>
+                <w:sz w:val="18"/>
+              </w:rPr>
+              <w:t>universal</w:t>
             </w:r>
           </w:p>
         </w:tc>
@@ -325,12 +335,14 @@
               <w:bottom w:val="single" w:sz="4" w:space="0" w:color="auto"/>
               <w:tl2br w:val="single" w:sz="4" w:space="0" w:color="auto"/>
             </w:tcBorders>
+            <w:vAlign w:val="center"/>
           </w:tcPr>
           <w:p>
             <w:pPr>
               <w:tabs>
                 <w:tab w:val="right" w:pos="8398"/>
               </w:tabs>
+              <w:jc w:val="center"/>
               <w:rPr>
                 <w:color w:val="000000" w:themeColor="text1"/>
                 <w:szCs w:val="21"/>
@@ -346,6 +358,7 @@
         <w:tc>
           <w:tcPr>
             <w:tcW w:w="464" w:type="dxa"/>
+            <w:vAlign w:val="center"/>
           </w:tcPr>
           <w:p>
             <w:pPr>
@@ -374,24 +387,26 @@
           <w:tcPr>
             <w:tcW w:w="2290" w:type="dxa"/>
             <w:gridSpan w:val="2"/>
+            <w:vAlign w:val="center"/>
           </w:tcPr>
           <w:p>
             <w:pPr>
               <w:tabs>
                 <w:tab w:val="right" w:pos="8398"/>
               </w:tabs>
+              <w:jc w:val="center"/>
               <w:rPr>
                 <w:color w:val="000000" w:themeColor="text1"/>
                 <w:szCs w:val="21"/>
               </w:rPr>
-              <w:jc w:val="center"/>
             </w:pPr>
             <w:r>
               <w:rPr>
                 <w:rFonts w:eastAsia="MS Mincho" w:ascii="Times New Roman" w:hAnsi="Times New Roman"/>
-                <w:sz w:val="18"/>
-              </w:rPr>
-              <w:t xml:space="preserve">must have left</w:t>
+                <w:b/>
+                <w:sz w:val="18"/>
+              </w:rPr>
+              <w:t>must have left</w:t>
             </w:r>
           </w:p>
         </w:tc>
@@ -403,12 +418,14 @@
               <w:bottom w:val="single" w:sz="4" w:space="0" w:color="auto"/>
               <w:tl2br w:val="single" w:sz="4" w:space="0" w:color="auto"/>
             </w:tcBorders>
+            <w:vAlign w:val="center"/>
           </w:tcPr>
           <w:p>
             <w:pPr>
               <w:tabs>
                 <w:tab w:val="right" w:pos="8398"/>
               </w:tabs>
+              <w:jc w:val="center"/>
               <w:rPr>
                 <w:color w:val="000000" w:themeColor="text1"/>
                 <w:szCs w:val="21"/>
@@ -419,6 +436,7 @@
         <w:tc>
           <w:tcPr>
             <w:tcW w:w="464" w:type="dxa"/>
+            <w:vAlign w:val="center"/>
           </w:tcPr>
           <w:p>
             <w:pPr>
@@ -446,24 +464,26 @@
         <w:tc>
           <w:tcPr>
             <w:tcW w:w="2290" w:type="dxa"/>
+            <w:vAlign w:val="center"/>
           </w:tcPr>
           <w:p>
             <w:pPr>
               <w:tabs>
                 <w:tab w:val="right" w:pos="8398"/>
               </w:tabs>
+              <w:jc w:val="center"/>
               <w:rPr>
                 <w:color w:val="000000" w:themeColor="text1"/>
                 <w:szCs w:val="21"/>
               </w:rPr>
-              <w:jc w:val="center"/>
             </w:pPr>
             <w:r>
               <w:rPr>
                 <w:rFonts w:eastAsia="MS Mincho" w:ascii="Times New Roman" w:hAnsi="Times New Roman"/>
-                <w:sz w:val="18"/>
-              </w:rPr>
-              <w:t xml:space="preserve">greenhouse</w:t>
+                <w:b/>
+                <w:sz w:val="18"/>
+              </w:rPr>
+              <w:t>greenhouse</w:t>
             </w:r>
           </w:p>
         </w:tc>
@@ -473,12 +493,14 @@
             <w:tcBorders>
               <w:tl2br w:val="nil"/>
             </w:tcBorders>
+            <w:vAlign w:val="center"/>
           </w:tcPr>
           <w:p>
             <w:pPr>
               <w:tabs>
                 <w:tab w:val="right" w:pos="8398"/>
               </w:tabs>
+              <w:jc w:val="center"/>
               <w:rPr>
                 <w:color w:val="000000" w:themeColor="text1"/>
                 <w:szCs w:val="21"/>
@@ -494,6 +516,7 @@
         <w:tc>
           <w:tcPr>
             <w:tcW w:w="464" w:type="dxa"/>
+            <w:vAlign w:val="center"/>
           </w:tcPr>
           <w:p>
             <w:pPr>
@@ -522,24 +545,26 @@
           <w:tcPr>
             <w:tcW w:w="2290" w:type="dxa"/>
             <w:gridSpan w:val="2"/>
+            <w:vAlign w:val="center"/>
           </w:tcPr>
           <w:p>
             <w:pPr>
               <w:tabs>
                 <w:tab w:val="right" w:pos="8398"/>
               </w:tabs>
+              <w:jc w:val="center"/>
               <w:rPr>
                 <w:color w:val="000000" w:themeColor="text1"/>
                 <w:szCs w:val="21"/>
               </w:rPr>
-              <w:jc w:val="center"/>
             </w:pPr>
             <w:r>
               <w:rPr>
                 <w:rFonts w:eastAsia="MS Mincho" w:ascii="Times New Roman" w:hAnsi="Times New Roman"/>
-                <w:sz w:val="18"/>
-              </w:rPr>
-              <w:t xml:space="preserve">nuance</w:t>
+                <w:b/>
+                <w:sz w:val="18"/>
+              </w:rPr>
+              <w:t>nuance</w:t>
             </w:r>
           </w:p>
         </w:tc>
@@ -551,12 +576,14 @@
               <w:bottom w:val="single" w:sz="4" w:space="0" w:color="auto"/>
               <w:tl2br w:val="single" w:sz="4" w:space="0" w:color="auto"/>
             </w:tcBorders>
+            <w:vAlign w:val="center"/>
           </w:tcPr>
           <w:p>
             <w:pPr>
               <w:tabs>
                 <w:tab w:val="right" w:pos="8398"/>
               </w:tabs>
+              <w:jc w:val="center"/>
               <w:rPr>
                 <w:color w:val="000000" w:themeColor="text1"/>
                 <w:szCs w:val="21"/>
@@ -567,6 +594,7 @@
         <w:tc>
           <w:tcPr>
             <w:tcW w:w="464" w:type="dxa"/>
+            <w:vAlign w:val="center"/>
           </w:tcPr>
           <w:p>
             <w:pPr>
@@ -594,24 +622,26 @@
         <w:tc>
           <w:tcPr>
             <w:tcW w:w="2290" w:type="dxa"/>
+            <w:vAlign w:val="center"/>
           </w:tcPr>
           <w:p>
             <w:pPr>
               <w:tabs>
                 <w:tab w:val="right" w:pos="8398"/>
               </w:tabs>
+              <w:jc w:val="center"/>
               <w:rPr>
                 <w:color w:val="000000" w:themeColor="text1"/>
                 <w:szCs w:val="21"/>
               </w:rPr>
-              <w:jc w:val="center"/>
             </w:pPr>
             <w:r>
               <w:rPr>
                 <w:rFonts w:eastAsia="MS Mincho" w:ascii="Times New Roman" w:hAnsi="Times New Roman"/>
-                <w:sz w:val="18"/>
-              </w:rPr>
-              <w:t xml:space="preserve">conduct</w:t>
+                <w:b/>
+                <w:sz w:val="18"/>
+              </w:rPr>
+              <w:t>conduct</w:t>
             </w:r>
           </w:p>
         </w:tc>
@@ -622,12 +652,14 @@
               <w:bottom w:val="single" w:sz="4" w:space="0" w:color="auto"/>
               <w:tl2br w:val="nil"/>
             </w:tcBorders>
+            <w:vAlign w:val="center"/>
           </w:tcPr>
           <w:p>
             <w:pPr>
               <w:tabs>
                 <w:tab w:val="right" w:pos="8398"/>
               </w:tabs>
+              <w:jc w:val="center"/>
               <w:rPr>
                 <w:color w:val="000000" w:themeColor="text1"/>
                 <w:szCs w:val="21"/>
@@ -643,6 +675,7 @@
         <w:tc>
           <w:tcPr>
             <w:tcW w:w="464" w:type="dxa"/>
+            <w:vAlign w:val="center"/>
           </w:tcPr>
           <w:p>
             <w:pPr>
@@ -670,24 +703,26 @@
         <w:tc>
           <w:tcPr>
             <w:tcW w:w="1526" w:type="dxa"/>
+            <w:vAlign w:val="center"/>
           </w:tcPr>
           <w:p>
             <w:pPr>
               <w:tabs>
                 <w:tab w:val="right" w:pos="8398"/>
               </w:tabs>
+              <w:jc w:val="center"/>
               <w:rPr>
                 <w:color w:val="000000" w:themeColor="text1"/>
                 <w:szCs w:val="21"/>
               </w:rPr>
-              <w:jc w:val="center"/>
             </w:pPr>
             <w:r>
               <w:rPr>
                 <w:rFonts w:eastAsia="MS Mincho" w:ascii="Times New Roman" w:hAnsi="Times New Roman"/>
-                <w:sz w:val="18"/>
-              </w:rPr>
-              <w:t xml:space="preserve">goes without</w:t>
+                <w:b/>
+                <w:sz w:val="18"/>
+              </w:rPr>
+              <w:t>goes without</w:t>
             </w:r>
           </w:p>
         </w:tc>
@@ -695,12 +730,14 @@
           <w:tcPr>
             <w:tcW w:w="1527" w:type="dxa"/>
             <w:gridSpan w:val="2"/>
+            <w:vAlign w:val="center"/>
           </w:tcPr>
           <w:p>
             <w:pPr>
               <w:tabs>
                 <w:tab w:val="right" w:pos="8398"/>
               </w:tabs>
+              <w:jc w:val="center"/>
               <w:rPr>
                 <w:color w:val="000000" w:themeColor="text1"/>
                 <w:szCs w:val="21"/>
@@ -711,12 +748,14 @@
         <w:tc>
           <w:tcPr>
             <w:tcW w:w="1527" w:type="dxa"/>
+            <w:vAlign w:val="center"/>
           </w:tcPr>
           <w:p>
             <w:pPr>
               <w:tabs>
                 <w:tab w:val="right" w:pos="8398"/>
               </w:tabs>
+              <w:jc w:val="center"/>
               <w:rPr>
                 <w:color w:val="000000" w:themeColor="text1"/>
                 <w:szCs w:val="21"/>
@@ -730,6 +769,7 @@
             <w:tcBorders>
               <w:bottom w:val="single" w:sz="4" w:space="0" w:color="auto"/>
             </w:tcBorders>
+            <w:vAlign w:val="center"/>
           </w:tcPr>
           <w:p>
             <w:pPr>
@@ -760,24 +800,26 @@
             <w:tcBorders>
               <w:bottom w:val="single" w:sz="4" w:space="0" w:color="auto"/>
             </w:tcBorders>
+            <w:vAlign w:val="center"/>
           </w:tcPr>
           <w:p>
             <w:pPr>
               <w:tabs>
                 <w:tab w:val="right" w:pos="8398"/>
               </w:tabs>
+              <w:jc w:val="center"/>
               <w:rPr>
                 <w:color w:val="000000" w:themeColor="text1"/>
                 <w:szCs w:val="21"/>
               </w:rPr>
-              <w:jc w:val="center"/>
             </w:pPr>
             <w:r>
               <w:rPr>
                 <w:rFonts w:eastAsia="MS Mincho" w:ascii="Times New Roman" w:hAnsi="Times New Roman"/>
-                <w:sz w:val="18"/>
-              </w:rPr>
-              <w:t xml:space="preserve">facial（別解：face）</w:t>
+                <w:b/>
+                <w:sz w:val="18"/>
+              </w:rPr>
+              <w:t>facial</w:t>
             </w:r>
           </w:p>
         </w:tc>
@@ -788,12 +830,14 @@
               <w:bottom w:val="single" w:sz="4" w:space="0" w:color="auto"/>
               <w:tl2br w:val="single" w:sz="4" w:space="0" w:color="auto"/>
             </w:tcBorders>
+            <w:vAlign w:val="center"/>
           </w:tcPr>
           <w:p>
             <w:pPr>
               <w:tabs>
                 <w:tab w:val="right" w:pos="8398"/>
               </w:tabs>
+              <w:jc w:val="center"/>
               <w:rPr>
                 <w:color w:val="000000" w:themeColor="text1"/>
                 <w:szCs w:val="21"/>
@@ -809,6 +853,7 @@
         <w:tc>
           <w:tcPr>
             <w:tcW w:w="464" w:type="dxa"/>
+            <w:vAlign w:val="center"/>
           </w:tcPr>
           <w:p>
             <w:pPr>
@@ -837,24 +882,26 @@
           <w:tcPr>
             <w:tcW w:w="2290" w:type="dxa"/>
             <w:gridSpan w:val="2"/>
+            <w:vAlign w:val="center"/>
           </w:tcPr>
           <w:p>
             <w:pPr>
               <w:tabs>
                 <w:tab w:val="right" w:pos="8398"/>
               </w:tabs>
+              <w:jc w:val="center"/>
               <w:rPr>
                 <w:color w:val="000000" w:themeColor="text1"/>
                 <w:szCs w:val="21"/>
               </w:rPr>
-              <w:jc w:val="center"/>
             </w:pPr>
             <w:r>
               <w:rPr>
                 <w:rFonts w:eastAsia="MS Mincho" w:ascii="Times New Roman" w:hAnsi="Times New Roman"/>
-                <w:sz w:val="18"/>
-              </w:rPr>
-              <w:t xml:space="preserve">safely</w:t>
+                <w:b/>
+                <w:sz w:val="18"/>
+              </w:rPr>
+              <w:t>safely</w:t>
             </w:r>
           </w:p>
         </w:tc>
@@ -862,12 +909,14 @@
           <w:tcPr>
             <w:tcW w:w="2290" w:type="dxa"/>
             <w:gridSpan w:val="2"/>
+            <w:vAlign w:val="center"/>
           </w:tcPr>
           <w:p>
             <w:pPr>
               <w:tabs>
                 <w:tab w:val="right" w:pos="8398"/>
               </w:tabs>
+              <w:jc w:val="center"/>
               <w:rPr>
                 <w:color w:val="000000" w:themeColor="text1"/>
                 <w:szCs w:val="21"/>
@@ -883,12 +932,14 @@
               <w:bottom w:val="nil"/>
               <w:right w:val="nil"/>
             </w:tcBorders>
+            <w:vAlign w:val="center"/>
           </w:tcPr>
           <w:p>
             <w:pPr>
               <w:tabs>
                 <w:tab w:val="right" w:pos="8398"/>
               </w:tabs>
+              <w:jc w:val="center"/>
               <w:rPr>
                 <w:color w:val="000000" w:themeColor="text1"/>
                 <w:szCs w:val="21"/>
@@ -1666,6 +1717,7 @@
         <w:tc>
           <w:tcPr>
             <w:tcW w:w="4580" w:type="dxa"/>
+            <w:vAlign w:val="center"/>
           </w:tcPr>
           <w:p>
             <w:pPr>
@@ -1681,7 +1733,7 @@
             <w:r>
               <w:rPr>
                 <w:rFonts w:eastAsia="MS Mincho" w:ascii="Times New Roman" w:hAnsi="Times New Roman"/>
-                <w:b w:val="0"/>
+                <w:b/>
                 <w:sz w:val="18"/>
               </w:rPr>
               <w:t>（systems）so that（they）</w:t>
@@ -1718,6 +1770,7 @@
         <w:tc>
           <w:tcPr>
             <w:tcW w:w="4704" w:type="dxa"/>
+            <w:vAlign w:val="center"/>
           </w:tcPr>
           <w:p>
             <w:pPr>
@@ -1733,7 +1786,7 @@
             <w:r>
               <w:rPr>
                 <w:rFonts w:eastAsia="MS Mincho" w:ascii="Times New Roman" w:hAnsi="Times New Roman"/>
-                <w:b w:val="0"/>
+                <w:b/>
                 <w:sz w:val="18"/>
               </w:rPr>
               <w:t>（infrastructure）such as（the）</w:t>
@@ -1775,6 +1828,7 @@
         <w:tc>
           <w:tcPr>
             <w:tcW w:w="4580" w:type="dxa"/>
+            <w:vAlign w:val="center"/>
           </w:tcPr>
           <w:p>
             <w:pPr>
@@ -1790,7 +1844,7 @@
             <w:r>
               <w:rPr>
                 <w:rFonts w:eastAsia="MS Mincho" w:ascii="Times New Roman" w:hAnsi="Times New Roman"/>
-                <w:b w:val="0"/>
+                <w:b/>
                 <w:sz w:val="18"/>
               </w:rPr>
               <w:t>（now）quicker（to）</w:t>
@@ -1833,6 +1887,7 @@
             <w:tcBorders>
               <w:bottom w:val="single" w:sz="4" w:space="0" w:color="auto"/>
             </w:tcBorders>
+            <w:vAlign w:val="center"/>
           </w:tcPr>
           <w:p>
             <w:pPr>
@@ -1848,7 +1903,7 @@
             <w:r>
               <w:rPr>
                 <w:rFonts w:eastAsia="MS Mincho" w:ascii="Times New Roman" w:hAnsi="Times New Roman"/>
-                <w:b w:val="0"/>
+                <w:b/>
                 <w:sz w:val="18"/>
               </w:rPr>
               <w:t>（vehicles）from（entering）</w:t>
@@ -1890,6 +1945,7 @@
         <w:tc>
           <w:tcPr>
             <w:tcW w:w="4580" w:type="dxa"/>
+            <w:vAlign w:val="center"/>
           </w:tcPr>
           <w:p>
             <w:pPr>
@@ -1905,7 +1961,7 @@
             <w:r>
               <w:rPr>
                 <w:rFonts w:eastAsia="MS Mincho" w:ascii="Times New Roman" w:hAnsi="Times New Roman"/>
-                <w:b w:val="0"/>
+                <w:b/>
                 <w:sz w:val="18"/>
               </w:rPr>
               <w:t>（may）well（Copenhagenize）</w:t>
@@ -2076,585 +2132,409 @@
     <w:tbl>
       <w:tblPr>
         <w:tblStyle w:val="a3"/>
-        <w:tblW w:w="0" w:type="auto"/>
+        <w:tblW w:w="10206" w:type="dxa"/>
         <w:tblInd w:w="137" w:type="dxa"/>
         <w:tblLook w:val="04A0" w:firstRow="1" w:lastRow="0" w:firstColumn="1" w:lastColumn="0" w:noHBand="0" w:noVBand="1"/>
       </w:tblPr>
       <w:tblGrid>
-        <w:gridCol w:w="396"/>
-        <w:gridCol w:w="1305"/>
-        <w:gridCol w:w="396"/>
-        <w:gridCol w:w="1305"/>
-        <w:gridCol w:w="396"/>
-        <w:gridCol w:w="1305"/>
-        <w:gridCol w:w="396"/>
-        <w:gridCol w:w="1305"/>
-        <w:gridCol w:w="3402"/>
+        <w:gridCol w:w="385"/>
+        <w:gridCol w:w="182"/>
+        <w:gridCol w:w="1984"/>
+        <w:gridCol w:w="568"/>
+        <w:gridCol w:w="1984"/>
+        <w:gridCol w:w="425"/>
+        <w:gridCol w:w="2126"/>
+        <w:gridCol w:w="426"/>
+        <w:gridCol w:w="2126"/>
       </w:tblGrid>
       <w:tr>
-        <w:tc>
-          <w:tcPr>
-            <w:tcW w:w="400" w:type="dxa"/>
-            <w:tcBorders>
-              <w:top w:val="single" w:sz="4" w:color="000000"/>
-              <w:left w:val="single" w:sz="4" w:color="000000"/>
-              <w:bottom w:val="single" w:sz="4" w:color="000000"/>
-              <w:right w:val="single" w:sz="4" w:color="000000"/>
-            </w:tcBorders>
-          </w:tcPr>
-          <w:p>
-            <w:pPr>
-              <w:jc w:val="center"/>
-              <w:spacing w:after="0"/>
-            </w:pPr>
+        <w:trPr>
+          <w:trHeight w:val="899"/>
+        </w:trPr>
+        <w:tc>
+          <w:tcPr>
+            <w:tcW w:w="385" w:type="dxa"/>
+            <w:tcBorders>
+              <w:top w:val="single" w:sz="4" w:space="0" w:color="000000"/>
+              <w:left w:val="single" w:sz="4" w:space="0" w:color="000000"/>
+              <w:bottom w:val="single" w:sz="4" w:space="0" w:color="000000"/>
+              <w:right w:val="single" w:sz="4" w:space="0" w:color="000000"/>
+            </w:tcBorders>
+            <w:vAlign w:val="center"/>
+          </w:tcPr>
+          <w:p>
             <w:r>
               <w:rPr>
                 <w:sz w:val="16"/>
               </w:rPr>
-              <w:t xml:space="preserve">1</w:t>
-            </w:r>
-          </w:p>
-        </w:tc>
-        <w:tc>
-          <w:tcPr>
-            <w:tcW w:w="600" w:type="dxa"/>
-            <w:tcBorders>
-              <w:top w:val="single" w:sz="4" w:color="000000"/>
-              <w:left w:val="single" w:sz="4" w:color="000000"/>
-              <w:bottom w:val="single" w:sz="4" w:color="000000"/>
-              <w:right w:val="single" w:sz="4" w:color="000000"/>
-            </w:tcBorders>
-          </w:tcPr>
-          <w:p>
-            <w:pPr>
-              <w:jc w:val="center"/>
-              <w:spacing w:after="0"/>
-            </w:pPr>
-          </w:p>
-        </w:tc>
-        <w:tc>
-          <w:tcPr>
-            <w:tcW w:w="5480" w:type="dxa"/>
-            <w:tcBorders>
-              <w:top w:val="single" w:sz="4" w:color="000000"/>
-              <w:left w:val="single" w:sz="4" w:color="000000"/>
-              <w:bottom w:val="single" w:sz="4" w:color="000000"/>
-              <w:right w:val="single" w:sz="4" w:color="000000"/>
+              <w:t>1</w:t>
+            </w:r>
+          </w:p>
+        </w:tc>
+        <w:tc>
+          <w:tcPr>
+            <w:tcW w:w="9821" w:type="dxa"/>
+            <w:gridSpan w:val="8"/>
+            <w:tcBorders>
+              <w:top w:val="single" w:sz="4" w:space="0" w:color="000000"/>
+              <w:left w:val="single" w:sz="4" w:space="0" w:color="000000"/>
+              <w:bottom w:val="single" w:sz="4" w:space="0" w:color="000000"/>
+              <w:right w:val="single" w:sz="4" w:space="0" w:color="000000"/>
             </w:tcBorders>
           </w:tcPr>
           <w:p>
             <w:pPr>
               <w:jc w:val="left"/>
-              <w:spacing w:after="0"/>
             </w:pPr>
             <w:r>
               <w:rPr>
                 <w:sz w:val="16"/>
               </w:rPr>
-              <w:t xml:space="preserve">Becoming an adult is a step-by-step process, and just when the young are finally wise enough to be treated as young adults is not the time to give them free access to the drinks bar.</w:t>
+              <w:t>Becoming an adult is a step-by-step process, and just when the young are finally wise enough to be treated as young adults is not the time to give them free access to the drinks bar.</w:t>
             </w:r>
           </w:p>
         </w:tc>
       </w:tr>
       <w:tr>
-        <w:tc>
-          <w:tcPr>
-            <w:tcW w:w="400" w:type="dxa"/>
-            <w:tcBorders>
-              <w:top w:val="single" w:sz="4" w:color="000000"/>
-              <w:left w:val="single" w:sz="4" w:color="000000"/>
-              <w:bottom w:val="single" w:sz="4" w:color="000000"/>
-              <w:right w:val="single" w:sz="4" w:color="000000"/>
-            </w:tcBorders>
-          </w:tcPr>
-          <w:p>
-            <w:pPr>
-              <w:jc w:val="center"/>
-              <w:spacing w:after="0"/>
-            </w:pPr>
-          </w:p>
-        </w:tc>
-        <w:tc>
-          <w:tcPr>
-            <w:tcW w:w="600" w:type="dxa"/>
-            <w:tcBorders>
-              <w:top w:val="single" w:sz="4" w:color="000000"/>
-              <w:left w:val="single" w:sz="4" w:color="000000"/>
-              <w:bottom w:val="single" w:sz="4" w:color="000000"/>
-              <w:right w:val="single" w:sz="4" w:color="000000"/>
-            </w:tcBorders>
-          </w:tcPr>
-          <w:p>
-            <w:pPr>
-              <w:jc w:val="center"/>
-              <w:spacing w:after="0"/>
-            </w:pPr>
+        <w:trPr>
+          <w:trHeight w:val="881"/>
+        </w:trPr>
+        <w:tc>
+          <w:tcPr>
+            <w:tcW w:w="385" w:type="dxa"/>
+            <w:tcBorders>
+              <w:top w:val="single" w:sz="4" w:space="0" w:color="000000"/>
+              <w:left w:val="single" w:sz="4" w:space="0" w:color="000000"/>
+              <w:bottom w:val="single" w:sz="4" w:space="0" w:color="000000"/>
+              <w:right w:val="single" w:sz="4" w:space="0" w:color="000000"/>
+            </w:tcBorders>
+            <w:vAlign w:val="center"/>
+          </w:tcPr>
+          <w:p>
             <w:r>
               <w:rPr>
                 <w:sz w:val="16"/>
               </w:rPr>
-              <w:t xml:space="preserve">記号</w:t>
-            </w:r>
-          </w:p>
-        </w:tc>
-        <w:tc>
-          <w:tcPr>
-            <w:tcW w:w="5480" w:type="dxa"/>
-            <w:tcBorders>
-              <w:top w:val="single" w:sz="4" w:color="000000"/>
-              <w:left w:val="single" w:sz="4" w:color="000000"/>
-              <w:bottom w:val="single" w:sz="4" w:color="000000"/>
-              <w:right w:val="single" w:sz="4" w:color="000000"/>
-            </w:tcBorders>
+              <w:t>訳</w:t>
+            </w:r>
+          </w:p>
+        </w:tc>
+        <w:tc>
+          <w:tcPr>
+            <w:tcW w:w="9821" w:type="dxa"/>
+            <w:gridSpan w:val="8"/>
+            <w:tcBorders>
+              <w:top w:val="single" w:sz="4" w:space="0" w:color="000000"/>
+              <w:left w:val="single" w:sz="4" w:space="0" w:color="000000"/>
+              <w:bottom w:val="single" w:sz="4" w:space="0" w:color="000000"/>
+              <w:right w:val="single" w:sz="4" w:space="0" w:color="000000"/>
+            </w:tcBorders>
+            <w:vAlign w:val="center"/>
           </w:tcPr>
           <w:p>
             <w:pPr>
               <w:jc w:val="left"/>
-              <w:spacing w:after="0"/>
-            </w:pPr>
-            <w:r>
-              <w:rPr>
+            </w:pPr>
+            <w:r>
+              <w:rPr>
+                <w:rFonts w:eastAsia="MS Mincho" w:ascii="Times New Roman" w:hAnsi="Times New Roman"/>
+                <w:b/>
                 <w:sz w:val="16"/>
               </w:rPr>
-              <w:t xml:space="preserve">S〈Becoming an adult〉 V[is] C[a step-by-step process], and S〈just when the young are finally wise enough to be treated as young adults〉 V[is] not C[the time [to give them free access to the drinks bar]].</w:t>
+              <w:t>大人になることは段階的なプロセスであり、若者たちがようやく若い大人として扱われるほど賢くなったまさにその時こそ、彼らにお酒を自由に飲ませる時ではない。</w:t>
             </w:r>
           </w:p>
         </w:tc>
       </w:tr>
       <w:tr>
-        <w:tc>
-          <w:tcPr>
-            <w:tcW w:w="400" w:type="dxa"/>
-            <w:tcBorders>
-              <w:top w:val="single" w:sz="4" w:color="000000"/>
-              <w:left w:val="single" w:sz="4" w:color="000000"/>
-              <w:bottom w:val="single" w:sz="4" w:color="000000"/>
-              <w:right w:val="single" w:sz="4" w:color="000000"/>
-            </w:tcBorders>
-          </w:tcPr>
-          <w:p>
-            <w:pPr>
-              <w:jc w:val="center"/>
-              <w:spacing w:after="0"/>
-            </w:pPr>
-          </w:p>
-        </w:tc>
-        <w:tc>
-          <w:tcPr>
-            <w:tcW w:w="600" w:type="dxa"/>
-            <w:tcBorders>
-              <w:top w:val="single" w:sz="4" w:color="000000"/>
-              <w:left w:val="single" w:sz="4" w:color="000000"/>
-              <w:bottom w:val="single" w:sz="4" w:color="000000"/>
-              <w:right w:val="single" w:sz="4" w:color="000000"/>
-            </w:tcBorders>
-          </w:tcPr>
-          <w:p>
-            <w:pPr>
-              <w:jc w:val="center"/>
-              <w:spacing w:after="0"/>
-            </w:pPr>
+        <w:trPr>
+          <w:trHeight w:val="939"/>
+        </w:trPr>
+        <w:tc>
+          <w:tcPr>
+            <w:tcW w:w="385" w:type="dxa"/>
+            <w:tcBorders>
+              <w:top w:val="single" w:sz="4" w:space="0" w:color="000000"/>
+              <w:left w:val="single" w:sz="4" w:space="0" w:color="000000"/>
+              <w:bottom w:val="single" w:sz="4" w:space="0" w:color="000000"/>
+              <w:right w:val="single" w:sz="4" w:space="0" w:color="000000"/>
+            </w:tcBorders>
+            <w:vAlign w:val="center"/>
+          </w:tcPr>
+          <w:p>
             <w:r>
               <w:rPr>
                 <w:sz w:val="16"/>
               </w:rPr>
-              <w:t xml:space="preserve">訳</w:t>
-            </w:r>
-          </w:p>
-        </w:tc>
-        <w:tc>
-          <w:tcPr>
-            <w:tcW w:w="5480" w:type="dxa"/>
-            <w:tcBorders>
-              <w:top w:val="single" w:sz="4" w:color="000000"/>
-              <w:left w:val="single" w:sz="4" w:color="000000"/>
-              <w:bottom w:val="single" w:sz="4" w:color="000000"/>
-              <w:right w:val="single" w:sz="4" w:color="000000"/>
+              <w:t>2</w:t>
+            </w:r>
+          </w:p>
+        </w:tc>
+        <w:tc>
+          <w:tcPr>
+            <w:tcW w:w="9821" w:type="dxa"/>
+            <w:gridSpan w:val="8"/>
+            <w:tcBorders>
+              <w:top w:val="single" w:sz="4" w:space="0" w:color="000000"/>
+              <w:left w:val="single" w:sz="4" w:space="0" w:color="000000"/>
+              <w:bottom w:val="single" w:sz="4" w:space="0" w:color="000000"/>
+              <w:right w:val="single" w:sz="4" w:space="0" w:color="000000"/>
             </w:tcBorders>
           </w:tcPr>
           <w:p>
             <w:pPr>
               <w:jc w:val="left"/>
-              <w:spacing w:after="0"/>
             </w:pPr>
             <w:r>
               <w:rPr>
                 <w:sz w:val="16"/>
               </w:rPr>
-              <w:t xml:space="preserve">大人になることは段階的なプロセスであり、若者たちがようやく若い大人として扱われるほど賢くなったまさにその時こそ、彼らにお酒を自由に飲ませる時ではない。</w:t>
+              <w:t>Although we know that the earth revolves around the sun, we cannot recite the astronomical observations and calculations that led to that conclusion.</w:t>
             </w:r>
           </w:p>
         </w:tc>
       </w:tr>
       <w:tr>
-        <w:tc>
-          <w:tcPr>
-            <w:tcW w:w="400" w:type="dxa"/>
-            <w:tcBorders>
-              <w:top w:val="single" w:sz="4" w:color="000000"/>
-              <w:left w:val="single" w:sz="4" w:color="000000"/>
-              <w:bottom w:val="single" w:sz="4" w:color="000000"/>
-              <w:right w:val="single" w:sz="4" w:color="000000"/>
-            </w:tcBorders>
-          </w:tcPr>
-          <w:p>
-            <w:pPr>
-              <w:jc w:val="center"/>
-              <w:spacing w:after="0"/>
-            </w:pPr>
+        <w:trPr>
+          <w:trHeight w:val="819"/>
+        </w:trPr>
+        <w:tc>
+          <w:tcPr>
+            <w:tcW w:w="385" w:type="dxa"/>
+            <w:tcBorders>
+              <w:top w:val="single" w:sz="4" w:space="0" w:color="000000"/>
+              <w:left w:val="single" w:sz="4" w:space="0" w:color="000000"/>
+              <w:bottom w:val="single" w:sz="4" w:space="0" w:color="000000"/>
+              <w:right w:val="single" w:sz="4" w:space="0" w:color="000000"/>
+            </w:tcBorders>
+            <w:vAlign w:val="center"/>
+          </w:tcPr>
+          <w:p>
             <w:r>
               <w:rPr>
                 <w:sz w:val="16"/>
               </w:rPr>
-              <w:t xml:space="preserve">2</w:t>
-            </w:r>
-          </w:p>
-        </w:tc>
-        <w:tc>
-          <w:tcPr>
-            <w:tcW w:w="600" w:type="dxa"/>
-            <w:tcBorders>
-              <w:top w:val="single" w:sz="4" w:color="000000"/>
-              <w:left w:val="single" w:sz="4" w:color="000000"/>
-              <w:bottom w:val="single" w:sz="4" w:color="000000"/>
-              <w:right w:val="single" w:sz="4" w:color="000000"/>
-            </w:tcBorders>
-          </w:tcPr>
-          <w:p>
-            <w:pPr>
-              <w:jc w:val="center"/>
-              <w:spacing w:after="0"/>
-            </w:pPr>
-          </w:p>
-        </w:tc>
-        <w:tc>
-          <w:tcPr>
-            <w:tcW w:w="5480" w:type="dxa"/>
-            <w:tcBorders>
-              <w:top w:val="single" w:sz="4" w:color="000000"/>
-              <w:left w:val="single" w:sz="4" w:color="000000"/>
-              <w:bottom w:val="single" w:sz="4" w:color="000000"/>
-              <w:right w:val="single" w:sz="4" w:color="000000"/>
-            </w:tcBorders>
+              <w:t>訳</w:t>
+            </w:r>
+          </w:p>
+        </w:tc>
+        <w:tc>
+          <w:tcPr>
+            <w:tcW w:w="9821" w:type="dxa"/>
+            <w:gridSpan w:val="8"/>
+            <w:tcBorders>
+              <w:top w:val="single" w:sz="4" w:space="0" w:color="000000"/>
+              <w:left w:val="single" w:sz="4" w:space="0" w:color="000000"/>
+              <w:bottom w:val="single" w:sz="4" w:space="0" w:color="000000"/>
+              <w:right w:val="single" w:sz="4" w:space="0" w:color="000000"/>
+            </w:tcBorders>
+            <w:vAlign w:val="center"/>
           </w:tcPr>
           <w:p>
             <w:pPr>
               <w:jc w:val="left"/>
-              <w:spacing w:after="0"/>
-            </w:pPr>
-            <w:r>
-              <w:rPr>
+            </w:pPr>
+            <w:r>
+              <w:rPr>
+                <w:rFonts w:eastAsia="MS Mincho" w:ascii="Times New Roman" w:hAnsi="Times New Roman"/>
+                <w:b/>
                 <w:sz w:val="16"/>
               </w:rPr>
-              <w:t xml:space="preserve">Although we know that the earth revolves around the sun, we cannot recite the astronomical observations and calculations that led to that conclusion.</w:t>
+              <w:t>地球が太陽の周りを公転していることは知っていても、私たちはその結論に至った天文学的な観測や計算を暗唱することはできない。</w:t>
             </w:r>
           </w:p>
         </w:tc>
       </w:tr>
       <w:tr>
-        <w:tc>
-          <w:tcPr>
-            <w:tcW w:w="400" w:type="dxa"/>
-            <w:tcBorders>
-              <w:top w:val="single" w:sz="4" w:color="000000"/>
-              <w:left w:val="single" w:sz="4" w:color="000000"/>
-              <w:bottom w:val="single" w:sz="4" w:color="000000"/>
-              <w:right w:val="single" w:sz="4" w:color="000000"/>
-            </w:tcBorders>
-          </w:tcPr>
-          <w:p>
-            <w:pPr>
-              <w:jc w:val="center"/>
-              <w:spacing w:after="0"/>
-            </w:pPr>
-          </w:p>
-        </w:tc>
-        <w:tc>
-          <w:tcPr>
-            <w:tcW w:w="600" w:type="dxa"/>
-            <w:tcBorders>
-              <w:top w:val="single" w:sz="4" w:color="000000"/>
-              <w:left w:val="single" w:sz="4" w:color="000000"/>
-              <w:bottom w:val="single" w:sz="4" w:color="000000"/>
-              <w:right w:val="single" w:sz="4" w:color="000000"/>
-            </w:tcBorders>
-          </w:tcPr>
-          <w:p>
-            <w:pPr>
-              <w:jc w:val="center"/>
-              <w:spacing w:after="0"/>
-            </w:pPr>
-            <w:r>
-              <w:rPr>
-                <w:sz w:val="16"/>
-              </w:rPr>
-              <w:t xml:space="preserve">記号</w:t>
-            </w:r>
-          </w:p>
-        </w:tc>
-        <w:tc>
-          <w:tcPr>
-            <w:tcW w:w="5480" w:type="dxa"/>
-            <w:tcBorders>
-              <w:top w:val="single" w:sz="4" w:color="000000"/>
-              <w:left w:val="single" w:sz="4" w:color="000000"/>
-              <w:bottom w:val="single" w:sz="4" w:color="000000"/>
-              <w:right w:val="single" w:sz="4" w:color="000000"/>
-            </w:tcBorders>
-          </w:tcPr>
-          <w:p>
-            <w:pPr>
-              <w:jc w:val="left"/>
-              <w:spacing w:after="0"/>
-            </w:pPr>
-            <w:r>
-              <w:rPr>
-                <w:sz w:val="16"/>
-              </w:rPr>
-              <w:t xml:space="preserve">M(Although S[we] V[know] O〈that the earth revolves around the sun〉), S[we] V[cannot recite] O[the astronomical observations and calculations [that led to that conclusion]].</w:t>
-            </w:r>
-          </w:p>
-        </w:tc>
-      </w:tr>
-      <w:tr>
-        <w:tc>
-          <w:tcPr>
-            <w:tcW w:w="400" w:type="dxa"/>
-            <w:tcBorders>
-              <w:top w:val="single" w:sz="4" w:color="000000"/>
-              <w:left w:val="single" w:sz="4" w:color="000000"/>
-              <w:bottom w:val="single" w:sz="4" w:color="000000"/>
-              <w:right w:val="single" w:sz="4" w:color="000000"/>
-            </w:tcBorders>
-          </w:tcPr>
-          <w:p>
-            <w:pPr>
-              <w:jc w:val="center"/>
-              <w:spacing w:after="0"/>
-            </w:pPr>
-          </w:p>
-        </w:tc>
-        <w:tc>
-          <w:tcPr>
-            <w:tcW w:w="600" w:type="dxa"/>
-            <w:tcBorders>
-              <w:top w:val="single" w:sz="4" w:color="000000"/>
-              <w:left w:val="single" w:sz="4" w:color="000000"/>
-              <w:bottom w:val="single" w:sz="4" w:color="000000"/>
-              <w:right w:val="single" w:sz="4" w:color="000000"/>
-            </w:tcBorders>
-          </w:tcPr>
-          <w:p>
-            <w:pPr>
-              <w:jc w:val="center"/>
-              <w:spacing w:after="0"/>
-            </w:pPr>
-            <w:r>
-              <w:rPr>
-                <w:sz w:val="16"/>
-              </w:rPr>
-              <w:t xml:space="preserve">訳</w:t>
-            </w:r>
-          </w:p>
-        </w:tc>
-        <w:tc>
-          <w:tcPr>
-            <w:tcW w:w="5480" w:type="dxa"/>
-            <w:tcBorders>
-              <w:top w:val="single" w:sz="4" w:color="000000"/>
-              <w:left w:val="single" w:sz="4" w:color="000000"/>
-              <w:bottom w:val="single" w:sz="4" w:color="000000"/>
-              <w:right w:val="single" w:sz="4" w:color="000000"/>
-            </w:tcBorders>
-          </w:tcPr>
-          <w:p>
-            <w:pPr>
-              <w:jc w:val="left"/>
-              <w:spacing w:after="0"/>
-            </w:pPr>
-            <w:r>
-              <w:rPr>
-                <w:sz w:val="16"/>
-              </w:rPr>
-              <w:t xml:space="preserve">地球が太陽の周りを公転していることは知っていても、私たちはその結論に至った天文学的な観測や計算を暗唱することはできない。</w:t>
-            </w:r>
-          </w:p>
-        </w:tc>
-      </w:tr>
-      <w:tr>
-        <w:tc>
-          <w:tcPr>
-            <w:tcW w:w="400" w:type="dxa"/>
-            <w:tcBorders>
-              <w:top w:val="single" w:sz="4" w:color="000000"/>
-              <w:left w:val="single" w:sz="4" w:color="000000"/>
-              <w:bottom w:val="single" w:sz="4" w:color="000000"/>
-              <w:right w:val="single" w:sz="4" w:color="000000"/>
-            </w:tcBorders>
-          </w:tcPr>
-          <w:p>
-            <w:pPr>
-              <w:jc w:val="center"/>
-            </w:pPr>
-            <w:r>
-              <w:rPr>
-                <w:sz w:val="18"/>
-              </w:rPr>
-              <w:t xml:space="preserve">3</w:t>
-            </w:r>
-          </w:p>
-        </w:tc>
-        <w:tc>
-          <w:tcPr>
-            <w:tcW w:w="1220" w:type="dxa"/>
-            <w:tcBorders>
-              <w:top w:val="single" w:sz="4" w:color="000000"/>
-              <w:left w:val="single" w:sz="4" w:color="000000"/>
-              <w:bottom w:val="single" w:sz="4" w:color="000000"/>
-              <w:right w:val="single" w:sz="4" w:color="000000"/>
-            </w:tcBorders>
-          </w:tcPr>
-          <w:p>
-            <w:pPr>
-              <w:jc w:val="center"/>
-            </w:pPr>
-            <w:r>
-              <w:rPr>
-                <w:sz w:val="18"/>
-              </w:rPr>
-              <w:t xml:space="preserve">ア</w:t>
-            </w:r>
-          </w:p>
-        </w:tc>
-        <w:tc>
-          <w:tcPr>
-            <w:tcW w:w="400" w:type="dxa"/>
-            <w:tcBorders>
-              <w:top w:val="single" w:sz="4" w:color="000000"/>
-              <w:left w:val="single" w:sz="4" w:color="000000"/>
-              <w:bottom w:val="single" w:sz="4" w:color="000000"/>
-              <w:right w:val="single" w:sz="4" w:color="000000"/>
-            </w:tcBorders>
-          </w:tcPr>
-          <w:p>
-            <w:pPr>
-              <w:jc w:val="center"/>
-            </w:pPr>
-            <w:r>
-              <w:rPr>
-                <w:sz w:val="18"/>
-              </w:rPr>
-              <w:t xml:space="preserve">4</w:t>
-            </w:r>
-          </w:p>
-        </w:tc>
-        <w:tc>
-          <w:tcPr>
-            <w:tcW w:w="1220" w:type="dxa"/>
-            <w:tcBorders>
-              <w:top w:val="single" w:sz="4" w:color="000000"/>
-              <w:left w:val="single" w:sz="4" w:color="000000"/>
-              <w:bottom w:val="single" w:sz="4" w:color="000000"/>
-              <w:right w:val="single" w:sz="4" w:color="000000"/>
-            </w:tcBorders>
-          </w:tcPr>
-          <w:p>
-            <w:pPr>
-              <w:jc w:val="center"/>
-            </w:pPr>
-            <w:r>
-              <w:rPr>
-                <w:sz w:val="18"/>
-              </w:rPr>
-              <w:t xml:space="preserve">ア</w:t>
-            </w:r>
-          </w:p>
-        </w:tc>
-        <w:tc>
-          <w:tcPr>
-            <w:tcW w:w="400" w:type="dxa"/>
-            <w:tcBorders>
-              <w:top w:val="single" w:sz="4" w:color="000000"/>
-              <w:left w:val="single" w:sz="4" w:color="000000"/>
-              <w:bottom w:val="single" w:sz="4" w:color="000000"/>
-              <w:right w:val="single" w:sz="4" w:color="000000"/>
-            </w:tcBorders>
-          </w:tcPr>
-          <w:p>
-            <w:pPr>
-              <w:jc w:val="center"/>
-            </w:pPr>
-            <w:r>
-              <w:rPr>
-                <w:sz w:val="18"/>
-              </w:rPr>
-              <w:t xml:space="preserve">5</w:t>
-            </w:r>
-          </w:p>
-        </w:tc>
-        <w:tc>
-          <w:tcPr>
-            <w:tcW w:w="1220" w:type="dxa"/>
-            <w:tcBorders>
-              <w:top w:val="single" w:sz="4" w:color="000000"/>
-              <w:left w:val="single" w:sz="4" w:color="000000"/>
-              <w:bottom w:val="single" w:sz="4" w:color="000000"/>
-              <w:right w:val="single" w:sz="4" w:color="000000"/>
-            </w:tcBorders>
-          </w:tcPr>
-          <w:p>
-            <w:pPr>
-              <w:jc w:val="center"/>
-            </w:pPr>
-            <w:r>
-              <w:rPr>
-                <w:sz w:val="18"/>
-              </w:rPr>
-              <w:t xml:space="preserve">イ</w:t>
-            </w:r>
-          </w:p>
-        </w:tc>
-        <w:tc>
-          <w:tcPr>
-            <w:tcW w:w="400" w:type="dxa"/>
-            <w:tcBorders>
-              <w:top w:val="single" w:sz="4" w:color="000000"/>
-              <w:left w:val="single" w:sz="4" w:color="000000"/>
-              <w:bottom w:val="single" w:sz="4" w:color="000000"/>
-              <w:right w:val="single" w:sz="4" w:color="000000"/>
-            </w:tcBorders>
-          </w:tcPr>
-          <w:p>
-            <w:pPr>
-              <w:jc w:val="center"/>
-            </w:pPr>
-            <w:r>
-              <w:rPr>
-                <w:sz w:val="18"/>
-              </w:rPr>
-              <w:t xml:space="preserve">6</w:t>
-            </w:r>
-          </w:p>
-        </w:tc>
-        <w:tc>
-          <w:tcPr>
-            <w:tcW w:w="1220" w:type="dxa"/>
-            <w:tcBorders>
-              <w:top w:val="single" w:sz="4" w:color="000000"/>
-              <w:left w:val="single" w:sz="4" w:color="000000"/>
-              <w:bottom w:val="single" w:sz="4" w:color="000000"/>
-              <w:right w:val="single" w:sz="4" w:color="000000"/>
-            </w:tcBorders>
-          </w:tcPr>
-          <w:p>
-            <w:pPr>
-              <w:jc w:val="center"/>
-            </w:pPr>
-            <w:r>
-              <w:rPr>
-                <w:sz w:val="18"/>
-              </w:rPr>
-              <w:t xml:space="preserve">イ</w:t>
+        <w:trPr>
+          <w:trHeight w:val="547"/>
+        </w:trPr>
+        <w:tc>
+          <w:tcPr>
+            <w:tcW w:w="567" w:type="dxa"/>
+            <w:gridSpan w:val="2"/>
+            <w:tcBorders>
+              <w:top w:val="single" w:sz="4" w:space="0" w:color="000000"/>
+              <w:left w:val="single" w:sz="4" w:space="0" w:color="000000"/>
+              <w:bottom w:val="single" w:sz="4" w:space="0" w:color="000000"/>
+              <w:right w:val="single" w:sz="4" w:space="0" w:color="000000"/>
+            </w:tcBorders>
+          </w:tcPr>
+          <w:p>
+            <w:pPr>
+              <w:jc w:val="center"/>
+            </w:pPr>
+            <w:r>
+              <w:rPr>
+                <w:rFonts w:hint="eastAsia"/>
+              </w:rPr>
+              <w:t>3</w:t>
+            </w:r>
+          </w:p>
+        </w:tc>
+        <w:tc>
+          <w:tcPr>
+            <w:tcW w:w="1984" w:type="dxa"/>
+            <w:tcBorders>
+              <w:top w:val="single" w:sz="4" w:space="0" w:color="000000"/>
+              <w:left w:val="single" w:sz="4" w:space="0" w:color="000000"/>
+              <w:bottom w:val="single" w:sz="4" w:space="0" w:color="000000"/>
+              <w:right w:val="single" w:sz="4" w:space="0" w:color="000000"/>
+            </w:tcBorders>
+            <w:vAlign w:val="center"/>
+          </w:tcPr>
+          <w:p>
+            <w:pPr>
+              <w:jc w:val="center"/>
+            </w:pPr>
+            <w:r>
+              <w:rPr>
+                <w:rFonts w:eastAsia="MS Mincho" w:ascii="Times New Roman" w:hAnsi="Times New Roman"/>
+                <w:b/>
+                <w:sz w:val="20"/>
+              </w:rPr>
+              <w:t>ア</w:t>
+            </w:r>
+          </w:p>
+        </w:tc>
+        <w:tc>
+          <w:tcPr>
+            <w:tcW w:w="568" w:type="dxa"/>
+            <w:tcBorders>
+              <w:top w:val="single" w:sz="4" w:space="0" w:color="000000"/>
+              <w:left w:val="single" w:sz="4" w:space="0" w:color="000000"/>
+              <w:bottom w:val="single" w:sz="4" w:space="0" w:color="000000"/>
+              <w:right w:val="single" w:sz="4" w:space="0" w:color="000000"/>
+            </w:tcBorders>
+          </w:tcPr>
+          <w:p>
+            <w:pPr>
+              <w:jc w:val="center"/>
+            </w:pPr>
+            <w:r>
+              <w:rPr>
+                <w:rFonts w:hint="eastAsia"/>
+              </w:rPr>
+              <w:t>4</w:t>
+            </w:r>
+          </w:p>
+        </w:tc>
+        <w:tc>
+          <w:tcPr>
+            <w:tcW w:w="1984" w:type="dxa"/>
+            <w:tcBorders>
+              <w:top w:val="single" w:sz="4" w:space="0" w:color="000000"/>
+              <w:left w:val="single" w:sz="4" w:space="0" w:color="000000"/>
+              <w:bottom w:val="single" w:sz="4" w:space="0" w:color="000000"/>
+              <w:right w:val="single" w:sz="4" w:space="0" w:color="000000"/>
+            </w:tcBorders>
+            <w:vAlign w:val="center"/>
+          </w:tcPr>
+          <w:p>
+            <w:pPr>
+              <w:jc w:val="center"/>
+            </w:pPr>
+            <w:r>
+              <w:rPr>
+                <w:rFonts w:eastAsia="MS Mincho" w:ascii="Times New Roman" w:hAnsi="Times New Roman"/>
+                <w:b/>
+                <w:sz w:val="20"/>
+              </w:rPr>
+              <w:t>ア</w:t>
+            </w:r>
+          </w:p>
+        </w:tc>
+        <w:tc>
+          <w:tcPr>
+            <w:tcW w:w="425" w:type="dxa"/>
+            <w:tcBorders>
+              <w:top w:val="single" w:sz="4" w:space="0" w:color="000000"/>
+              <w:left w:val="single" w:sz="4" w:space="0" w:color="000000"/>
+              <w:bottom w:val="single" w:sz="4" w:space="0" w:color="000000"/>
+              <w:right w:val="single" w:sz="4" w:space="0" w:color="000000"/>
+            </w:tcBorders>
+          </w:tcPr>
+          <w:p>
+            <w:pPr>
+              <w:jc w:val="center"/>
+            </w:pPr>
+            <w:r>
+              <w:rPr>
+                <w:rFonts w:hint="eastAsia"/>
+              </w:rPr>
+              <w:t>5</w:t>
+            </w:r>
+          </w:p>
+        </w:tc>
+        <w:tc>
+          <w:tcPr>
+            <w:tcW w:w="2126" w:type="dxa"/>
+            <w:tcBorders>
+              <w:top w:val="single" w:sz="4" w:space="0" w:color="000000"/>
+              <w:left w:val="single" w:sz="4" w:space="0" w:color="000000"/>
+              <w:bottom w:val="single" w:sz="4" w:space="0" w:color="000000"/>
+              <w:right w:val="single" w:sz="4" w:space="0" w:color="000000"/>
+            </w:tcBorders>
+            <w:vAlign w:val="center"/>
+          </w:tcPr>
+          <w:p>
+            <w:pPr>
+              <w:jc w:val="center"/>
+            </w:pPr>
+            <w:r>
+              <w:rPr>
+                <w:rFonts w:eastAsia="MS Mincho" w:ascii="Times New Roman" w:hAnsi="Times New Roman"/>
+                <w:b/>
+                <w:sz w:val="20"/>
+              </w:rPr>
+              <w:t>イ</w:t>
+            </w:r>
+          </w:p>
+        </w:tc>
+        <w:tc>
+          <w:tcPr>
+            <w:tcW w:w="426" w:type="dxa"/>
+            <w:tcBorders>
+              <w:top w:val="single" w:sz="4" w:space="0" w:color="000000"/>
+              <w:left w:val="single" w:sz="4" w:space="0" w:color="000000"/>
+              <w:bottom w:val="single" w:sz="4" w:space="0" w:color="000000"/>
+              <w:right w:val="single" w:sz="4" w:space="0" w:color="000000"/>
+            </w:tcBorders>
+          </w:tcPr>
+          <w:p>
+            <w:pPr>
+              <w:jc w:val="center"/>
+            </w:pPr>
+            <w:r>
+              <w:rPr>
+                <w:rFonts w:hint="eastAsia"/>
+              </w:rPr>
+              <w:t>6</w:t>
+            </w:r>
+          </w:p>
+        </w:tc>
+        <w:tc>
+          <w:tcPr>
+            <w:tcW w:w="2126" w:type="dxa"/>
+            <w:tcBorders>
+              <w:top w:val="single" w:sz="4" w:space="0" w:color="000000"/>
+              <w:left w:val="single" w:sz="4" w:space="0" w:color="000000"/>
+              <w:bottom w:val="single" w:sz="4" w:space="0" w:color="000000"/>
+              <w:right w:val="single" w:sz="4" w:space="0" w:color="000000"/>
+            </w:tcBorders>
+            <w:vAlign w:val="center"/>
+          </w:tcPr>
+          <w:p>
+            <w:pPr>
+              <w:jc w:val="center"/>
+            </w:pPr>
+            <w:r>
+              <w:rPr>
+                <w:rFonts w:eastAsia="MS Mincho" w:ascii="Times New Roman" w:hAnsi="Times New Roman"/>
+                <w:b/>
+                <w:sz w:val="20"/>
+              </w:rPr>
+              <w:t>イ</w:t>
             </w:r>
           </w:p>
         </w:tc>
@@ -2701,7 +2581,7 @@
       </w:tblGrid>
       <w:tr>
         <w:trPr>
-          <w:trHeight w:val="340"/>
+          <w:trHeight w:val="561"/>
         </w:trPr>
         <w:tc>
           <w:tcPr>
@@ -2781,9 +2661,9 @@
               <w:rPr>
                 <w:rFonts w:eastAsia="MS Mincho" w:ascii="Times New Roman" w:hAnsi="Times New Roman"/>
                 <w:b/>
-                <w:sz w:val="18"/>
-              </w:rPr>
-              <w:t>2番目:exercise regularly / 5番目:about</w:t>
+                <w:sz w:val="16"/>
+              </w:rPr>
+              <w:t>②exercise regularly　⑤about</w:t>
             </w:r>
           </w:p>
         </w:tc>
@@ -2830,9 +2710,9 @@
               <w:rPr>
                 <w:rFonts w:eastAsia="MS Mincho" w:ascii="Times New Roman" w:hAnsi="Times New Roman"/>
                 <w:b/>
-                <w:sz w:val="18"/>
-              </w:rPr>
-              <w:t>2番目:do / 5番目:off</w:t>
+                <w:sz w:val="16"/>
+              </w:rPr>
+              <w:t>②do　⑤off</w:t>
             </w:r>
           </w:p>
         </w:tc>
@@ -2879,9 +2759,9 @@
               <w:rPr>
                 <w:rFonts w:eastAsia="MS Mincho" w:ascii="Times New Roman" w:hAnsi="Times New Roman"/>
                 <w:b/>
-                <w:sz w:val="18"/>
-              </w:rPr>
-              <w:t>2番目:girl / 5番目:win</w:t>
+                <w:sz w:val="16"/>
+              </w:rPr>
+              <w:t>②girl　⑤win</w:t>
             </w:r>
           </w:p>
         </w:tc>
@@ -2928,9 +2808,9 @@
               <w:rPr>
                 <w:rFonts w:eastAsia="MS Mincho" w:ascii="Times New Roman" w:hAnsi="Times New Roman"/>
                 <w:b/>
-                <w:sz w:val="18"/>
-              </w:rPr>
-              <w:t>2番目:need / 5番目:is to get</w:t>
+                <w:sz w:val="16"/>
+              </w:rPr>
+              <w:t>②need　⑤is to get</w:t>
             </w:r>
           </w:p>
         </w:tc>
@@ -2977,9 +2857,9 @@
               <w:rPr>
                 <w:rFonts w:eastAsia="MS Mincho" w:ascii="Times New Roman" w:hAnsi="Times New Roman"/>
                 <w:b/>
-                <w:sz w:val="18"/>
-              </w:rPr>
-              <w:t>2番目:people / 5番目:with</w:t>
+                <w:sz w:val="16"/>
+              </w:rPr>
+              <w:t>②people　⑤with</w:t>
             </w:r>
           </w:p>
         </w:tc>
@@ -3101,7 +2981,7 @@
       </w:tblGrid>
       <w:tr>
         <w:trPr>
-          <w:trHeight w:val="340"/>
+          <w:trHeight w:val="560"/>
         </w:trPr>
         <w:tc>
           <w:tcPr>
@@ -3477,14 +3357,6 @@
       </w:pPr>
       <w:r>
         <w:rPr>
-          <w:rFonts w:ascii="ＭＳ 明朝" w:hAnsi="ＭＳ 明朝" w:hint="eastAsia"/>
-          <w:noProof/>
-          <w:sz w:val="18"/>
-          <w:szCs w:val="18"/>
-        </w:rPr>
-      </w:r>
-      <w:r>
-        <w:rPr>
           <w:rFonts w:hint="eastAsia"/>
           <w:color w:val="000000" w:themeColor="text1"/>
           <w:sz w:val="18"/>
@@ -3574,33 +3446,95 @@
         <w:tblLook w:val="04A0" w:firstRow="1" w:lastRow="0" w:firstColumn="1" w:lastColumn="0" w:noHBand="0" w:noVBand="1"/>
       </w:tblPr>
       <w:tblGrid>
-        <w:gridCol w:w="466"/>
-        <w:gridCol w:w="2308"/>
-        <w:gridCol w:w="2308"/>
-        <w:gridCol w:w="466"/>
-        <w:gridCol w:w="2308"/>
-        <w:gridCol w:w="2435"/>
+        <w:gridCol w:w="360"/>
+        <w:gridCol w:w="1170"/>
+        <w:gridCol w:w="360"/>
+        <w:gridCol w:w="1170"/>
+        <w:gridCol w:w="360"/>
+        <w:gridCol w:w="1170"/>
+        <w:gridCol w:w="360"/>
+        <w:gridCol w:w="1170"/>
+        <w:gridCol w:w="439"/>
+        <w:gridCol w:w="1170"/>
       </w:tblGrid>
       <w:tr>
+        <w:trPr>
+          <w:trHeight w:val="757"/>
+        </w:trPr>
         <w:tc>
           <w:tcPr>
             <w:tcW w:w="360" w:type="dxa"/>
             <w:tcBorders>
-              <w:top w:val="single" w:sz="4" w:color="000000"/>
-              <w:left w:val="single" w:sz="4" w:color="000000"/>
-              <w:bottom w:val="single" w:sz="4" w:color="000000"/>
-              <w:right w:val="single" w:sz="4" w:color="000000"/>
-            </w:tcBorders>
-          </w:tcPr>
-          <w:p>
-            <w:pPr>
-              <w:jc w:val="center"/>
-            </w:pPr>
-            <w:r>
-              <w:rPr>
+              <w:top w:val="single" w:sz="4" w:space="0" w:color="000000"/>
+              <w:left w:val="single" w:sz="4" w:space="0" w:color="000000"/>
+              <w:bottom w:val="single" w:sz="4" w:space="0" w:color="000000"/>
+              <w:right w:val="single" w:sz="4" w:space="0" w:color="000000"/>
+            </w:tcBorders>
+            <w:vAlign w:val="center"/>
+          </w:tcPr>
+          <w:p>
+            <w:pPr>
+              <w:jc w:val="center"/>
+              <w:rPr>
+                <w:rFonts w:hint="eastAsia"/>
+              </w:rPr>
+            </w:pPr>
+            <w:r>
+              <w:rPr>
+                <w:rFonts w:hint="eastAsia"/>
+              </w:rPr>
+              <w:t>1</w:t>
+            </w:r>
+          </w:p>
+        </w:tc>
+        <w:tc>
+          <w:tcPr>
+            <w:tcW w:w="1170" w:type="dxa"/>
+            <w:tcBorders>
+              <w:top w:val="single" w:sz="4" w:space="0" w:color="000000"/>
+              <w:left w:val="single" w:sz="4" w:space="0" w:color="000000"/>
+              <w:bottom w:val="single" w:sz="4" w:space="0" w:color="000000"/>
+              <w:right w:val="single" w:sz="4" w:space="0" w:color="000000"/>
+            </w:tcBorders>
+            <w:vAlign w:val="center"/>
+          </w:tcPr>
+          <w:p>
+            <w:pPr>
+              <w:jc w:val="center"/>
+            </w:pPr>
+            <w:r>
+              <w:rPr>
+                <w:rFonts w:eastAsia="MS Mincho" w:ascii="Times New Roman" w:hAnsi="Times New Roman"/>
+                <w:b/>
                 <w:sz w:val="20"/>
               </w:rPr>
-              <w:t xml:space="preserve">１</w:t>
+              <w:t>サ</w:t>
+            </w:r>
+          </w:p>
+        </w:tc>
+        <w:tc>
+          <w:tcPr>
+            <w:tcW w:w="360" w:type="dxa"/>
+            <w:tcBorders>
+              <w:top w:val="single" w:sz="4" w:space="0" w:color="000000"/>
+              <w:left w:val="single" w:sz="4" w:space="0" w:color="000000"/>
+              <w:bottom w:val="single" w:sz="4" w:space="0" w:color="000000"/>
+              <w:right w:val="single" w:sz="4" w:space="0" w:color="000000"/>
+            </w:tcBorders>
+            <w:vAlign w:val="center"/>
+          </w:tcPr>
+          <w:p>
+            <w:pPr>
+              <w:jc w:val="center"/>
+              <w:rPr>
+                <w:rFonts w:hint="eastAsia"/>
+              </w:rPr>
+            </w:pPr>
+            <w:r>
+              <w:rPr>
+                <w:rFonts w:hint="eastAsia"/>
+              </w:rPr>
+              <w:t>2</w:t>
             </w:r>
           </w:p>
         </w:tc>
@@ -3608,21 +3542,24 @@
           <w:tcPr>
             <w:tcW w:w="1170" w:type="dxa"/>
             <w:tcBorders>
-              <w:top w:val="single" w:sz="4" w:color="000000"/>
-              <w:left w:val="single" w:sz="4" w:color="000000"/>
-              <w:bottom w:val="single" w:sz="4" w:color="000000"/>
-              <w:right w:val="single" w:sz="4" w:color="000000"/>
-            </w:tcBorders>
-          </w:tcPr>
-          <w:p>
-            <w:pPr>
-              <w:jc w:val="center"/>
-            </w:pPr>
-            <w:r>
-              <w:rPr>
+              <w:top w:val="single" w:sz="4" w:space="0" w:color="000000"/>
+              <w:left w:val="single" w:sz="4" w:space="0" w:color="000000"/>
+              <w:bottom w:val="single" w:sz="4" w:space="0" w:color="000000"/>
+              <w:right w:val="single" w:sz="4" w:space="0" w:color="000000"/>
+            </w:tcBorders>
+            <w:vAlign w:val="center"/>
+          </w:tcPr>
+          <w:p>
+            <w:pPr>
+              <w:jc w:val="center"/>
+            </w:pPr>
+            <w:r>
+              <w:rPr>
+                <w:rFonts w:eastAsia="MS Mincho" w:ascii="Times New Roman" w:hAnsi="Times New Roman"/>
+                <w:b/>
                 <w:sz w:val="20"/>
               </w:rPr>
-              <w:t xml:space="preserve">サ</w:t>
+              <w:t>キ</w:t>
             </w:r>
           </w:p>
         </w:tc>
@@ -3630,21 +3567,76 @@
           <w:tcPr>
             <w:tcW w:w="360" w:type="dxa"/>
             <w:tcBorders>
-              <w:top w:val="single" w:sz="4" w:color="000000"/>
-              <w:left w:val="single" w:sz="4" w:color="000000"/>
-              <w:bottom w:val="single" w:sz="4" w:color="000000"/>
-              <w:right w:val="single" w:sz="4" w:color="000000"/>
-            </w:tcBorders>
-          </w:tcPr>
-          <w:p>
-            <w:pPr>
-              <w:jc w:val="center"/>
-            </w:pPr>
-            <w:r>
-              <w:rPr>
+              <w:top w:val="single" w:sz="4" w:space="0" w:color="000000"/>
+              <w:left w:val="single" w:sz="4" w:space="0" w:color="000000"/>
+              <w:bottom w:val="single" w:sz="4" w:space="0" w:color="000000"/>
+              <w:right w:val="single" w:sz="4" w:space="0" w:color="000000"/>
+            </w:tcBorders>
+            <w:vAlign w:val="center"/>
+          </w:tcPr>
+          <w:p>
+            <w:pPr>
+              <w:jc w:val="center"/>
+              <w:rPr>
+                <w:rFonts w:hint="eastAsia"/>
+              </w:rPr>
+            </w:pPr>
+            <w:r>
+              <w:rPr>
+                <w:rFonts w:hint="eastAsia"/>
+              </w:rPr>
+              <w:t>3</w:t>
+            </w:r>
+          </w:p>
+        </w:tc>
+        <w:tc>
+          <w:tcPr>
+            <w:tcW w:w="1170" w:type="dxa"/>
+            <w:tcBorders>
+              <w:top w:val="single" w:sz="4" w:space="0" w:color="000000"/>
+              <w:left w:val="single" w:sz="4" w:space="0" w:color="000000"/>
+              <w:bottom w:val="single" w:sz="4" w:space="0" w:color="000000"/>
+              <w:right w:val="single" w:sz="4" w:space="0" w:color="000000"/>
+            </w:tcBorders>
+            <w:vAlign w:val="center"/>
+          </w:tcPr>
+          <w:p>
+            <w:pPr>
+              <w:jc w:val="center"/>
+            </w:pPr>
+            <w:r>
+              <w:rPr>
+                <w:rFonts w:eastAsia="MS Mincho" w:ascii="Times New Roman" w:hAnsi="Times New Roman"/>
+                <w:b/>
                 <w:sz w:val="20"/>
               </w:rPr>
-              <w:t xml:space="preserve">２</w:t>
+              <w:t>エ</w:t>
+            </w:r>
+          </w:p>
+        </w:tc>
+        <w:tc>
+          <w:tcPr>
+            <w:tcW w:w="360" w:type="dxa"/>
+            <w:tcBorders>
+              <w:top w:val="single" w:sz="4" w:space="0" w:color="000000"/>
+              <w:left w:val="single" w:sz="4" w:space="0" w:color="000000"/>
+              <w:bottom w:val="single" w:sz="4" w:space="0" w:color="000000"/>
+              <w:right w:val="single" w:sz="4" w:space="0" w:color="000000"/>
+            </w:tcBorders>
+            <w:vAlign w:val="center"/>
+          </w:tcPr>
+          <w:p>
+            <w:pPr>
+              <w:jc w:val="center"/>
+              <w:rPr>
+                <w:rFonts w:hint="eastAsia"/>
+              </w:rPr>
+            </w:pPr>
+            <w:r>
+              <w:rPr>
+                <w:rFonts w:hint="eastAsia"/>
+              </w:rPr>
+              <w:t>4</w:t>
             </w:r>
           </w:p>
         </w:tc>
@@ -3652,21 +3644,24 @@
           <w:tcPr>
             <w:tcW w:w="1170" w:type="dxa"/>
             <w:tcBorders>
-              <w:top w:val="single" w:sz="4" w:color="000000"/>
-              <w:left w:val="single" w:sz="4" w:color="000000"/>
-              <w:bottom w:val="single" w:sz="4" w:color="000000"/>
-              <w:right w:val="single" w:sz="4" w:color="000000"/>
-            </w:tcBorders>
-          </w:tcPr>
-          <w:p>
-            <w:pPr>
-              <w:jc w:val="center"/>
-            </w:pPr>
-            <w:r>
-              <w:rPr>
+              <w:top w:val="single" w:sz="4" w:space="0" w:color="000000"/>
+              <w:left w:val="single" w:sz="4" w:space="0" w:color="000000"/>
+              <w:bottom w:val="single" w:sz="4" w:space="0" w:color="000000"/>
+              <w:right w:val="single" w:sz="4" w:space="0" w:color="000000"/>
+            </w:tcBorders>
+            <w:vAlign w:val="center"/>
+          </w:tcPr>
+          <w:p>
+            <w:pPr>
+              <w:jc w:val="center"/>
+            </w:pPr>
+            <w:r>
+              <w:rPr>
+                <w:rFonts w:eastAsia="MS Mincho" w:ascii="Times New Roman" w:hAnsi="Times New Roman"/>
+                <w:b/>
                 <w:sz w:val="20"/>
               </w:rPr>
-              <w:t xml:space="preserve">キ</w:t>
+              <w:t>ケ</w:t>
             </w:r>
           </w:p>
         </w:tc>
@@ -3674,155 +3669,132 @@
           <w:tcPr>
             <w:tcW w:w="360" w:type="dxa"/>
             <w:tcBorders>
-              <w:top w:val="single" w:sz="4" w:color="000000"/>
-              <w:left w:val="single" w:sz="4" w:color="000000"/>
-              <w:bottom w:val="single" w:sz="4" w:color="000000"/>
-              <w:right w:val="single" w:sz="4" w:color="000000"/>
-            </w:tcBorders>
-          </w:tcPr>
-          <w:p>
-            <w:pPr>
-              <w:jc w:val="center"/>
-            </w:pPr>
-            <w:r>
-              <w:rPr>
+              <w:top w:val="single" w:sz="4" w:space="0" w:color="000000"/>
+              <w:left w:val="single" w:sz="4" w:space="0" w:color="000000"/>
+              <w:bottom w:val="single" w:sz="4" w:space="0" w:color="000000"/>
+              <w:right w:val="single" w:sz="4" w:space="0" w:color="000000"/>
+            </w:tcBorders>
+            <w:vAlign w:val="center"/>
+          </w:tcPr>
+          <w:p>
+            <w:pPr>
+              <w:jc w:val="center"/>
+              <w:rPr>
+                <w:rFonts w:hint="eastAsia"/>
+              </w:rPr>
+            </w:pPr>
+            <w:r>
+              <w:rPr>
+                <w:rFonts w:hint="eastAsia"/>
+              </w:rPr>
+              <w:t>5</w:t>
+            </w:r>
+          </w:p>
+        </w:tc>
+        <w:tc>
+          <w:tcPr>
+            <w:tcW w:w="1170" w:type="dxa"/>
+            <w:tcBorders>
+              <w:top w:val="single" w:sz="4" w:space="0" w:color="000000"/>
+              <w:left w:val="single" w:sz="4" w:space="0" w:color="000000"/>
+              <w:bottom w:val="single" w:sz="4" w:space="0" w:color="000000"/>
+              <w:right w:val="single" w:sz="4" w:space="0" w:color="000000"/>
+            </w:tcBorders>
+            <w:vAlign w:val="center"/>
+          </w:tcPr>
+          <w:p>
+            <w:pPr>
+              <w:jc w:val="center"/>
+            </w:pPr>
+            <w:r>
+              <w:rPr>
+                <w:rFonts w:eastAsia="MS Mincho" w:ascii="Times New Roman" w:hAnsi="Times New Roman"/>
+                <w:b/>
                 <w:sz w:val="20"/>
               </w:rPr>
-              <w:t xml:space="preserve">３</w:t>
-            </w:r>
-          </w:p>
-        </w:tc>
-        <w:tc>
-          <w:tcPr>
-            <w:tcW w:w="1170" w:type="dxa"/>
-            <w:tcBorders>
-              <w:top w:val="single" w:sz="4" w:color="000000"/>
-              <w:left w:val="single" w:sz="4" w:color="000000"/>
-              <w:bottom w:val="single" w:sz="4" w:color="000000"/>
-              <w:right w:val="single" w:sz="4" w:color="000000"/>
-            </w:tcBorders>
-          </w:tcPr>
-          <w:p>
-            <w:pPr>
-              <w:jc w:val="center"/>
-            </w:pPr>
-            <w:r>
-              <w:rPr>
-                <w:sz w:val="20"/>
-              </w:rPr>
-              <w:t xml:space="preserve">エ</w:t>
-            </w:r>
-          </w:p>
-        </w:tc>
-        <w:tc>
-          <w:tcPr>
-            <w:tcW w:w="360" w:type="dxa"/>
-            <w:tcBorders>
-              <w:top w:val="single" w:sz="4" w:color="000000"/>
-              <w:left w:val="single" w:sz="4" w:color="000000"/>
-              <w:bottom w:val="single" w:sz="4" w:color="000000"/>
-              <w:right w:val="single" w:sz="4" w:color="000000"/>
-            </w:tcBorders>
-          </w:tcPr>
-          <w:p>
-            <w:pPr>
-              <w:jc w:val="center"/>
-            </w:pPr>
-            <w:r>
-              <w:rPr>
-                <w:sz w:val="20"/>
-              </w:rPr>
-              <w:t xml:space="preserve">４</w:t>
-            </w:r>
-          </w:p>
-        </w:tc>
-        <w:tc>
-          <w:tcPr>
-            <w:tcW w:w="1170" w:type="dxa"/>
-            <w:tcBorders>
-              <w:top w:val="single" w:sz="4" w:color="000000"/>
-              <w:left w:val="single" w:sz="4" w:color="000000"/>
-              <w:bottom w:val="single" w:sz="4" w:color="000000"/>
-              <w:right w:val="single" w:sz="4" w:color="000000"/>
-            </w:tcBorders>
-          </w:tcPr>
-          <w:p>
-            <w:pPr>
-              <w:jc w:val="center"/>
-            </w:pPr>
-            <w:r>
-              <w:rPr>
-                <w:sz w:val="20"/>
-              </w:rPr>
-              <w:t xml:space="preserve">ケ</w:t>
-            </w:r>
-          </w:p>
-        </w:tc>
-        <w:tc>
-          <w:tcPr>
-            <w:tcW w:w="360" w:type="dxa"/>
-            <w:tcBorders>
-              <w:top w:val="single" w:sz="4" w:color="000000"/>
-              <w:left w:val="single" w:sz="4" w:color="000000"/>
-              <w:bottom w:val="single" w:sz="4" w:color="000000"/>
-              <w:right w:val="single" w:sz="4" w:color="000000"/>
-            </w:tcBorders>
-          </w:tcPr>
-          <w:p>
-            <w:pPr>
-              <w:jc w:val="center"/>
-            </w:pPr>
-            <w:r>
-              <w:rPr>
-                <w:sz w:val="20"/>
-              </w:rPr>
-              <w:t xml:space="preserve">５</w:t>
-            </w:r>
-          </w:p>
-        </w:tc>
-        <w:tc>
-          <w:tcPr>
-            <w:tcW w:w="1170" w:type="dxa"/>
-            <w:tcBorders>
-              <w:top w:val="single" w:sz="4" w:color="000000"/>
-              <w:left w:val="single" w:sz="4" w:color="000000"/>
-              <w:bottom w:val="single" w:sz="4" w:color="000000"/>
-              <w:right w:val="single" w:sz="4" w:color="000000"/>
-            </w:tcBorders>
-          </w:tcPr>
-          <w:p>
-            <w:pPr>
-              <w:jc w:val="center"/>
-            </w:pPr>
-            <w:r>
-              <w:rPr>
-                <w:sz w:val="20"/>
-              </w:rPr>
-              <w:t xml:space="preserve">コ</w:t>
+              <w:t>コ</w:t>
             </w:r>
           </w:p>
         </w:tc>
       </w:tr>
       <w:tr>
+        <w:trPr>
+          <w:trHeight w:val="698"/>
+        </w:trPr>
         <w:tc>
           <w:tcPr>
             <w:tcW w:w="360" w:type="dxa"/>
             <w:tcBorders>
-              <w:top w:val="single" w:sz="4" w:color="000000"/>
-              <w:left w:val="single" w:sz="4" w:color="000000"/>
-              <w:bottom w:val="single" w:sz="4" w:color="000000"/>
-              <w:right w:val="single" w:sz="4" w:color="000000"/>
-            </w:tcBorders>
-          </w:tcPr>
-          <w:p>
-            <w:pPr>
-              <w:jc w:val="center"/>
-            </w:pPr>
-            <w:r>
-              <w:rPr>
+              <w:top w:val="single" w:sz="4" w:space="0" w:color="000000"/>
+              <w:left w:val="single" w:sz="4" w:space="0" w:color="000000"/>
+              <w:bottom w:val="single" w:sz="4" w:space="0" w:color="000000"/>
+              <w:right w:val="single" w:sz="4" w:space="0" w:color="000000"/>
+            </w:tcBorders>
+            <w:vAlign w:val="center"/>
+          </w:tcPr>
+          <w:p>
+            <w:pPr>
+              <w:jc w:val="center"/>
+              <w:rPr>
+                <w:rFonts w:hint="eastAsia"/>
+              </w:rPr>
+            </w:pPr>
+            <w:r>
+              <w:rPr>
+                <w:rFonts w:hint="eastAsia"/>
+              </w:rPr>
+              <w:t>6</w:t>
+            </w:r>
+          </w:p>
+        </w:tc>
+        <w:tc>
+          <w:tcPr>
+            <w:tcW w:w="1170" w:type="dxa"/>
+            <w:tcBorders>
+              <w:top w:val="single" w:sz="4" w:space="0" w:color="000000"/>
+              <w:left w:val="single" w:sz="4" w:space="0" w:color="000000"/>
+              <w:bottom w:val="single" w:sz="4" w:space="0" w:color="000000"/>
+              <w:right w:val="single" w:sz="4" w:space="0" w:color="000000"/>
+            </w:tcBorders>
+            <w:vAlign w:val="center"/>
+          </w:tcPr>
+          <w:p>
+            <w:pPr>
+              <w:jc w:val="center"/>
+            </w:pPr>
+            <w:r>
+              <w:rPr>
+                <w:rFonts w:eastAsia="MS Mincho" w:ascii="Times New Roman" w:hAnsi="Times New Roman"/>
+                <w:b/>
                 <w:sz w:val="20"/>
               </w:rPr>
-              <w:t xml:space="preserve">６</w:t>
+              <w:t>オ</w:t>
+            </w:r>
+          </w:p>
+        </w:tc>
+        <w:tc>
+          <w:tcPr>
+            <w:tcW w:w="360" w:type="dxa"/>
+            <w:tcBorders>
+              <w:top w:val="single" w:sz="4" w:space="0" w:color="000000"/>
+              <w:left w:val="single" w:sz="4" w:space="0" w:color="000000"/>
+              <w:bottom w:val="single" w:sz="4" w:space="0" w:color="000000"/>
+              <w:right w:val="single" w:sz="4" w:space="0" w:color="000000"/>
+            </w:tcBorders>
+            <w:vAlign w:val="center"/>
+          </w:tcPr>
+          <w:p>
+            <w:pPr>
+              <w:jc w:val="center"/>
+              <w:rPr>
+                <w:rFonts w:hint="eastAsia"/>
+              </w:rPr>
+            </w:pPr>
+            <w:r>
+              <w:rPr>
+                <w:rFonts w:hint="eastAsia"/>
+              </w:rPr>
+              <w:t>7</w:t>
             </w:r>
           </w:p>
         </w:tc>
@@ -3830,21 +3802,24 @@
           <w:tcPr>
             <w:tcW w:w="1170" w:type="dxa"/>
             <w:tcBorders>
-              <w:top w:val="single" w:sz="4" w:color="000000"/>
-              <w:left w:val="single" w:sz="4" w:color="000000"/>
-              <w:bottom w:val="single" w:sz="4" w:color="000000"/>
-              <w:right w:val="single" w:sz="4" w:color="000000"/>
-            </w:tcBorders>
-          </w:tcPr>
-          <w:p>
-            <w:pPr>
-              <w:jc w:val="center"/>
-            </w:pPr>
-            <w:r>
-              <w:rPr>
+              <w:top w:val="single" w:sz="4" w:space="0" w:color="000000"/>
+              <w:left w:val="single" w:sz="4" w:space="0" w:color="000000"/>
+              <w:bottom w:val="single" w:sz="4" w:space="0" w:color="000000"/>
+              <w:right w:val="single" w:sz="4" w:space="0" w:color="000000"/>
+            </w:tcBorders>
+            <w:vAlign w:val="center"/>
+          </w:tcPr>
+          <w:p>
+            <w:pPr>
+              <w:jc w:val="center"/>
+            </w:pPr>
+            <w:r>
+              <w:rPr>
+                <w:rFonts w:eastAsia="MS Mincho" w:ascii="Times New Roman" w:hAnsi="Times New Roman"/>
+                <w:b/>
                 <w:sz w:val="20"/>
               </w:rPr>
-              <w:t xml:space="preserve">オ</w:t>
+              <w:t>ア</w:t>
             </w:r>
           </w:p>
         </w:tc>
@@ -3852,21 +3827,76 @@
           <w:tcPr>
             <w:tcW w:w="360" w:type="dxa"/>
             <w:tcBorders>
-              <w:top w:val="single" w:sz="4" w:color="000000"/>
-              <w:left w:val="single" w:sz="4" w:color="000000"/>
-              <w:bottom w:val="single" w:sz="4" w:color="000000"/>
-              <w:right w:val="single" w:sz="4" w:color="000000"/>
-            </w:tcBorders>
-          </w:tcPr>
-          <w:p>
-            <w:pPr>
-              <w:jc w:val="center"/>
-            </w:pPr>
-            <w:r>
-              <w:rPr>
+              <w:top w:val="single" w:sz="4" w:space="0" w:color="000000"/>
+              <w:left w:val="single" w:sz="4" w:space="0" w:color="000000"/>
+              <w:bottom w:val="single" w:sz="4" w:space="0" w:color="000000"/>
+              <w:right w:val="single" w:sz="4" w:space="0" w:color="000000"/>
+            </w:tcBorders>
+            <w:vAlign w:val="center"/>
+          </w:tcPr>
+          <w:p>
+            <w:pPr>
+              <w:jc w:val="center"/>
+              <w:rPr>
+                <w:rFonts w:hint="eastAsia"/>
+              </w:rPr>
+            </w:pPr>
+            <w:r>
+              <w:rPr>
+                <w:rFonts w:hint="eastAsia"/>
+              </w:rPr>
+              <w:t>8</w:t>
+            </w:r>
+          </w:p>
+        </w:tc>
+        <w:tc>
+          <w:tcPr>
+            <w:tcW w:w="1170" w:type="dxa"/>
+            <w:tcBorders>
+              <w:top w:val="single" w:sz="4" w:space="0" w:color="000000"/>
+              <w:left w:val="single" w:sz="4" w:space="0" w:color="000000"/>
+              <w:bottom w:val="single" w:sz="4" w:space="0" w:color="000000"/>
+              <w:right w:val="single" w:sz="4" w:space="0" w:color="000000"/>
+            </w:tcBorders>
+            <w:vAlign w:val="center"/>
+          </w:tcPr>
+          <w:p>
+            <w:pPr>
+              <w:jc w:val="center"/>
+            </w:pPr>
+            <w:r>
+              <w:rPr>
+                <w:rFonts w:eastAsia="MS Mincho" w:ascii="Times New Roman" w:hAnsi="Times New Roman"/>
+                <w:b/>
                 <w:sz w:val="20"/>
               </w:rPr>
-              <w:t xml:space="preserve">７</w:t>
+              <w:t>ウ</w:t>
+            </w:r>
+          </w:p>
+        </w:tc>
+        <w:tc>
+          <w:tcPr>
+            <w:tcW w:w="360" w:type="dxa"/>
+            <w:tcBorders>
+              <w:top w:val="single" w:sz="4" w:space="0" w:color="000000"/>
+              <w:left w:val="single" w:sz="4" w:space="0" w:color="000000"/>
+              <w:bottom w:val="single" w:sz="4" w:space="0" w:color="000000"/>
+              <w:right w:val="single" w:sz="4" w:space="0" w:color="000000"/>
+            </w:tcBorders>
+            <w:vAlign w:val="center"/>
+          </w:tcPr>
+          <w:p>
+            <w:pPr>
+              <w:jc w:val="center"/>
+              <w:rPr>
+                <w:rFonts w:hint="eastAsia"/>
+              </w:rPr>
+            </w:pPr>
+            <w:r>
+              <w:rPr>
+                <w:rFonts w:hint="eastAsia"/>
+              </w:rPr>
+              <w:t>9</w:t>
             </w:r>
           </w:p>
         </w:tc>
@@ -3874,21 +3904,24 @@
           <w:tcPr>
             <w:tcW w:w="1170" w:type="dxa"/>
             <w:tcBorders>
-              <w:top w:val="single" w:sz="4" w:color="000000"/>
-              <w:left w:val="single" w:sz="4" w:color="000000"/>
-              <w:bottom w:val="single" w:sz="4" w:color="000000"/>
-              <w:right w:val="single" w:sz="4" w:color="000000"/>
-            </w:tcBorders>
-          </w:tcPr>
-          <w:p>
-            <w:pPr>
-              <w:jc w:val="center"/>
-            </w:pPr>
-            <w:r>
-              <w:rPr>
+              <w:top w:val="single" w:sz="4" w:space="0" w:color="000000"/>
+              <w:left w:val="single" w:sz="4" w:space="0" w:color="000000"/>
+              <w:bottom w:val="single" w:sz="4" w:space="0" w:color="000000"/>
+              <w:right w:val="single" w:sz="4" w:space="0" w:color="000000"/>
+            </w:tcBorders>
+            <w:vAlign w:val="center"/>
+          </w:tcPr>
+          <w:p>
+            <w:pPr>
+              <w:jc w:val="center"/>
+            </w:pPr>
+            <w:r>
+              <w:rPr>
+                <w:rFonts w:eastAsia="MS Mincho" w:ascii="Times New Roman" w:hAnsi="Times New Roman"/>
+                <w:b/>
                 <w:sz w:val="20"/>
               </w:rPr>
-              <w:t xml:space="preserve">ア</w:t>
+              <w:t>ク</w:t>
             </w:r>
           </w:p>
         </w:tc>
@@ -3896,21 +3929,23 @@
           <w:tcPr>
             <w:tcW w:w="360" w:type="dxa"/>
             <w:tcBorders>
-              <w:top w:val="single" w:sz="4" w:color="000000"/>
-              <w:left w:val="single" w:sz="4" w:color="000000"/>
-              <w:bottom w:val="single" w:sz="4" w:color="000000"/>
-              <w:right w:val="single" w:sz="4" w:color="000000"/>
-            </w:tcBorders>
-          </w:tcPr>
-          <w:p>
-            <w:pPr>
-              <w:jc w:val="center"/>
-            </w:pPr>
-            <w:r>
-              <w:rPr>
+              <w:top w:val="single" w:sz="4" w:space="0" w:color="000000"/>
+              <w:left w:val="single" w:sz="4" w:space="0" w:color="000000"/>
+              <w:bottom w:val="single" w:sz="4" w:space="0" w:color="000000"/>
+              <w:right w:val="single" w:sz="4" w:space="0" w:color="000000"/>
+            </w:tcBorders>
+            <w:vAlign w:val="center"/>
+          </w:tcPr>
+          <w:p>
+            <w:pPr>
+              <w:jc w:val="center"/>
+            </w:pPr>
+            <w:r>
+              <w:rPr>
+                <w:rFonts w:hint="eastAsia"/>
                 <w:sz w:val="20"/>
               </w:rPr>
-              <w:t xml:space="preserve">８</w:t>
+              <w:t>10</w:t>
             </w:r>
           </w:p>
         </w:tc>
@@ -3918,109 +3953,24 @@
           <w:tcPr>
             <w:tcW w:w="1170" w:type="dxa"/>
             <w:tcBorders>
-              <w:top w:val="single" w:sz="4" w:color="000000"/>
-              <w:left w:val="single" w:sz="4" w:color="000000"/>
-              <w:bottom w:val="single" w:sz="4" w:color="000000"/>
-              <w:right w:val="single" w:sz="4" w:color="000000"/>
-            </w:tcBorders>
-          </w:tcPr>
-          <w:p>
-            <w:pPr>
-              <w:jc w:val="center"/>
-            </w:pPr>
-            <w:r>
-              <w:rPr>
+              <w:top w:val="single" w:sz="4" w:space="0" w:color="000000"/>
+              <w:left w:val="single" w:sz="4" w:space="0" w:color="000000"/>
+              <w:bottom w:val="single" w:sz="4" w:space="0" w:color="000000"/>
+              <w:right w:val="single" w:sz="4" w:space="0" w:color="000000"/>
+            </w:tcBorders>
+            <w:vAlign w:val="center"/>
+          </w:tcPr>
+          <w:p>
+            <w:pPr>
+              <w:jc w:val="center"/>
+            </w:pPr>
+            <w:r>
+              <w:rPr>
+                <w:rFonts w:eastAsia="MS Mincho" w:ascii="Times New Roman" w:hAnsi="Times New Roman"/>
+                <w:b/>
                 <w:sz w:val="20"/>
               </w:rPr>
-              <w:t xml:space="preserve">ウ</w:t>
-            </w:r>
-          </w:p>
-        </w:tc>
-        <w:tc>
-          <w:tcPr>
-            <w:tcW w:w="360" w:type="dxa"/>
-            <w:tcBorders>
-              <w:top w:val="single" w:sz="4" w:color="000000"/>
-              <w:left w:val="single" w:sz="4" w:color="000000"/>
-              <w:bottom w:val="single" w:sz="4" w:color="000000"/>
-              <w:right w:val="single" w:sz="4" w:color="000000"/>
-            </w:tcBorders>
-          </w:tcPr>
-          <w:p>
-            <w:pPr>
-              <w:jc w:val="center"/>
-            </w:pPr>
-            <w:r>
-              <w:rPr>
-                <w:sz w:val="20"/>
-              </w:rPr>
-              <w:t xml:space="preserve">９</w:t>
-            </w:r>
-          </w:p>
-        </w:tc>
-        <w:tc>
-          <w:tcPr>
-            <w:tcW w:w="1170" w:type="dxa"/>
-            <w:tcBorders>
-              <w:top w:val="single" w:sz="4" w:color="000000"/>
-              <w:left w:val="single" w:sz="4" w:color="000000"/>
-              <w:bottom w:val="single" w:sz="4" w:color="000000"/>
-              <w:right w:val="single" w:sz="4" w:color="000000"/>
-            </w:tcBorders>
-          </w:tcPr>
-          <w:p>
-            <w:pPr>
-              <w:jc w:val="center"/>
-            </w:pPr>
-            <w:r>
-              <w:rPr>
-                <w:sz w:val="20"/>
-              </w:rPr>
-              <w:t xml:space="preserve">ク</w:t>
-            </w:r>
-          </w:p>
-        </w:tc>
-        <w:tc>
-          <w:tcPr>
-            <w:tcW w:w="360" w:type="dxa"/>
-            <w:tcBorders>
-              <w:top w:val="single" w:sz="4" w:color="000000"/>
-              <w:left w:val="single" w:sz="4" w:color="000000"/>
-              <w:bottom w:val="single" w:sz="4" w:color="000000"/>
-              <w:right w:val="single" w:sz="4" w:color="000000"/>
-            </w:tcBorders>
-          </w:tcPr>
-          <w:p>
-            <w:pPr>
-              <w:jc w:val="center"/>
-            </w:pPr>
-            <w:r>
-              <w:rPr>
-                <w:sz w:val="20"/>
-              </w:rPr>
-              <w:t xml:space="preserve">１０</w:t>
-            </w:r>
-          </w:p>
-        </w:tc>
-        <w:tc>
-          <w:tcPr>
-            <w:tcW w:w="1170" w:type="dxa"/>
-            <w:tcBorders>
-              <w:top w:val="single" w:sz="4" w:color="000000"/>
-              <w:left w:val="single" w:sz="4" w:color="000000"/>
-              <w:bottom w:val="single" w:sz="4" w:color="000000"/>
-              <w:right w:val="single" w:sz="4" w:color="000000"/>
-            </w:tcBorders>
-          </w:tcPr>
-          <w:p>
-            <w:pPr>
-              <w:jc w:val="center"/>
-            </w:pPr>
-            <w:r>
-              <w:rPr>
-                <w:sz w:val="20"/>
-              </w:rPr>
-              <w:t xml:space="preserve">イ</w:t>
+              <w:t>イ</w:t>
             </w:r>
           </w:p>
         </w:tc>

--- a/output/modelanswer_comm2_final.docx
+++ b/output/modelanswer_comm2_final.docx
@@ -1088,21 +1088,12 @@
             </w:pPr>
             <w:r>
               <w:rPr>
-                <w:rFonts w:hint="eastAsia"/>
-                <w:color w:val="000000" w:themeColor="text1"/>
-                <w:sz w:val="18"/>
-                <w:szCs w:val="18"/>
+                <w:rFonts w:eastAsia="MS Mincho" w:ascii="Times New Roman" w:hAnsi="Times New Roman"/>
+                <w:b w:val="0"/>
+                <w:sz w:val="18"/>
               </w:rPr>
               <w:t>2</w:t>
             </w:r>
-            <w:r>
-              <w:rPr>
-                <w:color w:val="000000" w:themeColor="text1"/>
-                <w:sz w:val="18"/>
-                <w:szCs w:val="18"/>
-              </w:rPr>
-              <w:t>A</w:t>
-            </w:r>
           </w:p>
         </w:tc>
         <w:tc>
@@ -1145,20 +1136,11 @@
             </w:pPr>
             <w:r>
               <w:rPr>
-                <w:rFonts w:hint="eastAsia"/>
-                <w:color w:val="000000" w:themeColor="text1"/>
-                <w:sz w:val="18"/>
-                <w:szCs w:val="18"/>
-              </w:rPr>
-              <w:t>2</w:t>
-            </w:r>
-            <w:r>
-              <w:rPr>
-                <w:color w:val="000000" w:themeColor="text1"/>
-                <w:sz w:val="18"/>
-                <w:szCs w:val="18"/>
-              </w:rPr>
-              <w:t>B</w:t>
+                <w:rFonts w:eastAsia="MS Mincho" w:ascii="Times New Roman" w:hAnsi="Times New Roman"/>
+                <w:b w:val="0"/>
+                <w:sz w:val="18"/>
+              </w:rPr>
+              <w:t>3</w:t>
             </w:r>
           </w:p>
         </w:tc>
@@ -1182,7 +1164,7 @@
                 <w:b/>
                 <w:sz w:val="22"/>
               </w:rPr>
-              <w:t>イ</w:t>
+              <w:t>ア</w:t>
             </w:r>
           </w:p>
         </w:tc>
@@ -1684,309 +1666,362 @@
         <w:gridCol w:w="4704"/>
       </w:tblGrid>
       <w:tr>
-        <w:trPr>
-          <w:trHeight w:val="481"/>
-        </w:trPr>
         <w:tc>
           <w:tcPr>
             <w:tcW w:w="464" w:type="dxa"/>
           </w:tcPr>
           <w:p>
             <w:pPr>
-              <w:tabs>
-                <w:tab w:val="right" w:pos="8398"/>
-              </w:tabs>
-              <w:jc w:val="center"/>
-              <w:rPr>
-                <w:color w:val="000000" w:themeColor="text1"/>
-                <w:sz w:val="18"/>
-                <w:szCs w:val="18"/>
-              </w:rPr>
-            </w:pPr>
-            <w:r>
-              <w:rPr>
-                <w:rFonts w:hint="eastAsia"/>
-                <w:color w:val="000000" w:themeColor="text1"/>
-                <w:sz w:val="18"/>
-                <w:szCs w:val="18"/>
-              </w:rPr>
-              <w:t>1</w:t>
+              <w:jc w:val="center"/>
+            </w:pPr>
+            <w:r>
+              <w:rPr>
+                <w:sz w:val="18"/>
+                <w:szCs w:val="18"/>
+              </w:rPr>
+              <w:t xml:space="preserve">1</w:t>
             </w:r>
           </w:p>
         </w:tc>
         <w:tc>
           <w:tcPr>
             <w:tcW w:w="4580" w:type="dxa"/>
-            <w:vAlign w:val="center"/>
-          </w:tcPr>
-          <w:p>
-            <w:pPr>
-              <w:tabs>
-                <w:tab w:val="right" w:pos="8398"/>
-              </w:tabs>
-              <w:jc w:val="center"/>
-              <w:rPr>
-                <w:color w:val="000000" w:themeColor="text1"/>
-                <w:szCs w:val="21"/>
-              </w:rPr>
-            </w:pPr>
-            <w:r>
-              <w:rPr>
-                <w:rFonts w:eastAsia="MS Mincho" w:ascii="Times New Roman" w:hAnsi="Times New Roman"/>
-                <w:b/>
-                <w:sz w:val="18"/>
-              </w:rPr>
-              <w:t>（systems）so that（they）</w:t>
-            </w:r>
-          </w:p>
-        </w:tc>
-        <w:tc>
-          <w:tcPr>
-            <w:tcW w:w="464" w:type="dxa"/>
-          </w:tcPr>
-          <w:p>
-            <w:pPr>
-              <w:tabs>
-                <w:tab w:val="right" w:pos="8398"/>
-              </w:tabs>
-              <w:jc w:val="center"/>
-              <w:rPr>
-                <w:color w:val="000000" w:themeColor="text1"/>
-                <w:sz w:val="18"/>
-                <w:szCs w:val="18"/>
-              </w:rPr>
-            </w:pPr>
-            <w:r>
-              <w:rPr>
-                <w:rFonts w:hint="eastAsia"/>
-                <w:color w:val="000000" w:themeColor="text1"/>
-                <w:sz w:val="18"/>
-                <w:szCs w:val="18"/>
-              </w:rPr>
-              <w:t>2</w:t>
-            </w:r>
-          </w:p>
-        </w:tc>
-        <w:tc>
-          <w:tcPr>
-            <w:tcW w:w="4704" w:type="dxa"/>
-            <w:vAlign w:val="center"/>
-          </w:tcPr>
-          <w:p>
-            <w:pPr>
-              <w:tabs>
-                <w:tab w:val="right" w:pos="8398"/>
-              </w:tabs>
-              <w:jc w:val="center"/>
-              <w:rPr>
-                <w:color w:val="000000" w:themeColor="text1"/>
-                <w:szCs w:val="21"/>
-              </w:rPr>
-            </w:pPr>
-            <w:r>
-              <w:rPr>
-                <w:rFonts w:eastAsia="MS Mincho" w:ascii="Times New Roman" w:hAnsi="Times New Roman"/>
-                <w:b/>
-                <w:sz w:val="18"/>
-              </w:rPr>
-              <w:t>（infrastructure）such as（the）</w:t>
+          </w:tcPr>
+          <w:p>
+            <w:pPr>
+              <w:jc w:val="center"/>
+            </w:pPr>
+            <w:r>
+              <w:rPr>
+                <w:sz w:val="18"/>
+                <w:szCs w:val="18"/>
+                <w:b/>
+              </w:rPr>
+              <w:t xml:space="preserve">systems</w:t>
+            </w:r>
+          </w:p>
+        </w:tc>
+        <w:tc>
+          <w:tcPr>
+            <w:tcW w:w="4580" w:type="dxa"/>
+          </w:tcPr>
+          <w:p>
+            <w:pPr>
+              <w:jc w:val="center"/>
+            </w:pPr>
+            <w:r>
+              <w:rPr>
+                <w:sz w:val="18"/>
+                <w:szCs w:val="18"/>
+              </w:rPr>
+              <w:t xml:space="preserve">so that</w:t>
+            </w:r>
+          </w:p>
+        </w:tc>
+        <w:tc>
+          <w:tcPr>
+            <w:tcW w:w="4580" w:type="dxa"/>
+          </w:tcPr>
+          <w:p>
+            <w:pPr>
+              <w:jc w:val="center"/>
+            </w:pPr>
+            <w:r>
+              <w:rPr>
+                <w:sz w:val="18"/>
+                <w:szCs w:val="18"/>
+                <w:b/>
+              </w:rPr>
+              <w:t xml:space="preserve">they</w:t>
             </w:r>
           </w:p>
         </w:tc>
       </w:tr>
       <w:tr>
-        <w:trPr>
-          <w:trHeight w:val="468"/>
-        </w:trPr>
         <w:tc>
           <w:tcPr>
             <w:tcW w:w="464" w:type="dxa"/>
           </w:tcPr>
           <w:p>
             <w:pPr>
-              <w:tabs>
-                <w:tab w:val="right" w:pos="8398"/>
-              </w:tabs>
-              <w:jc w:val="center"/>
-              <w:rPr>
-                <w:color w:val="000000" w:themeColor="text1"/>
-                <w:sz w:val="18"/>
-                <w:szCs w:val="18"/>
-              </w:rPr>
-            </w:pPr>
-            <w:r>
-              <w:rPr>
-                <w:rFonts w:hint="eastAsia"/>
-                <w:color w:val="000000" w:themeColor="text1"/>
-                <w:sz w:val="18"/>
-                <w:szCs w:val="18"/>
-              </w:rPr>
-              <w:t>3</w:t>
+              <w:jc w:val="center"/>
+            </w:pPr>
+            <w:r>
+              <w:rPr>
+                <w:sz w:val="18"/>
+                <w:szCs w:val="18"/>
+              </w:rPr>
+              <w:t xml:space="preserve">2</w:t>
             </w:r>
           </w:p>
         </w:tc>
         <w:tc>
           <w:tcPr>
             <w:tcW w:w="4580" w:type="dxa"/>
-            <w:vAlign w:val="center"/>
-          </w:tcPr>
-          <w:p>
-            <w:pPr>
-              <w:tabs>
-                <w:tab w:val="right" w:pos="8398"/>
-              </w:tabs>
-              <w:jc w:val="center"/>
-              <w:rPr>
-                <w:color w:val="000000" w:themeColor="text1"/>
-                <w:szCs w:val="21"/>
-              </w:rPr>
-            </w:pPr>
-            <w:r>
-              <w:rPr>
-                <w:rFonts w:eastAsia="MS Mincho" w:ascii="Times New Roman" w:hAnsi="Times New Roman"/>
-                <w:b/>
-                <w:sz w:val="18"/>
-              </w:rPr>
-              <w:t>（now）quicker（to）</w:t>
-            </w:r>
-          </w:p>
-        </w:tc>
-        <w:tc>
-          <w:tcPr>
-            <w:tcW w:w="464" w:type="dxa"/>
-            <w:tcBorders>
-              <w:bottom w:val="single" w:sz="4" w:space="0" w:color="auto"/>
-            </w:tcBorders>
-          </w:tcPr>
-          <w:p>
-            <w:pPr>
-              <w:tabs>
-                <w:tab w:val="right" w:pos="8398"/>
-              </w:tabs>
-              <w:jc w:val="center"/>
-              <w:rPr>
-                <w:color w:val="000000" w:themeColor="text1"/>
-                <w:sz w:val="18"/>
-                <w:szCs w:val="18"/>
-              </w:rPr>
-            </w:pPr>
-            <w:r>
-              <w:rPr>
-                <w:rFonts w:hint="eastAsia"/>
-                <w:color w:val="000000" w:themeColor="text1"/>
-                <w:sz w:val="18"/>
-                <w:szCs w:val="18"/>
-              </w:rPr>
-              <w:t>4</w:t>
-            </w:r>
-          </w:p>
-        </w:tc>
-        <w:tc>
-          <w:tcPr>
-            <w:tcW w:w="4704" w:type="dxa"/>
-            <w:tcBorders>
-              <w:bottom w:val="single" w:sz="4" w:space="0" w:color="auto"/>
-            </w:tcBorders>
-            <w:vAlign w:val="center"/>
-          </w:tcPr>
-          <w:p>
-            <w:pPr>
-              <w:tabs>
-                <w:tab w:val="right" w:pos="8398"/>
-              </w:tabs>
-              <w:jc w:val="center"/>
-              <w:rPr>
-                <w:color w:val="000000" w:themeColor="text1"/>
-                <w:szCs w:val="21"/>
-              </w:rPr>
-            </w:pPr>
-            <w:r>
-              <w:rPr>
-                <w:rFonts w:eastAsia="MS Mincho" w:ascii="Times New Roman" w:hAnsi="Times New Roman"/>
-                <w:b/>
-                <w:sz w:val="18"/>
-              </w:rPr>
-              <w:t>（vehicles）from（entering）</w:t>
+          </w:tcPr>
+          <w:p>
+            <w:pPr>
+              <w:jc w:val="center"/>
+            </w:pPr>
+            <w:r>
+              <w:rPr>
+                <w:sz w:val="18"/>
+                <w:szCs w:val="18"/>
+                <w:b/>
+              </w:rPr>
+              <w:t xml:space="preserve">infrastructure</w:t>
+            </w:r>
+          </w:p>
+        </w:tc>
+        <w:tc>
+          <w:tcPr>
+            <w:tcW w:w="4580" w:type="dxa"/>
+          </w:tcPr>
+          <w:p>
+            <w:pPr>
+              <w:jc w:val="center"/>
+            </w:pPr>
+            <w:r>
+              <w:rPr>
+                <w:sz w:val="18"/>
+                <w:szCs w:val="18"/>
+              </w:rPr>
+              <w:t xml:space="preserve">such as</w:t>
+            </w:r>
+          </w:p>
+        </w:tc>
+        <w:tc>
+          <w:tcPr>
+            <w:tcW w:w="4580" w:type="dxa"/>
+          </w:tcPr>
+          <w:p>
+            <w:pPr>
+              <w:jc w:val="center"/>
+            </w:pPr>
+            <w:r>
+              <w:rPr>
+                <w:sz w:val="18"/>
+                <w:szCs w:val="18"/>
+                <w:b/>
+              </w:rPr>
+              <w:t xml:space="preserve">the</w:t>
             </w:r>
           </w:p>
         </w:tc>
       </w:tr>
       <w:tr>
-        <w:trPr>
-          <w:trHeight w:val="481"/>
-        </w:trPr>
         <w:tc>
           <w:tcPr>
             <w:tcW w:w="464" w:type="dxa"/>
           </w:tcPr>
           <w:p>
             <w:pPr>
-              <w:tabs>
-                <w:tab w:val="right" w:pos="8398"/>
-              </w:tabs>
-              <w:jc w:val="center"/>
-              <w:rPr>
-                <w:color w:val="000000" w:themeColor="text1"/>
-                <w:sz w:val="18"/>
-                <w:szCs w:val="18"/>
-              </w:rPr>
-            </w:pPr>
-            <w:r>
-              <w:rPr>
-                <w:rFonts w:hint="eastAsia"/>
-                <w:color w:val="000000" w:themeColor="text1"/>
-                <w:sz w:val="18"/>
-                <w:szCs w:val="18"/>
-              </w:rPr>
-              <w:t>5</w:t>
+              <w:jc w:val="center"/>
+            </w:pPr>
+            <w:r>
+              <w:rPr>
+                <w:sz w:val="18"/>
+                <w:szCs w:val="18"/>
+              </w:rPr>
+              <w:t xml:space="preserve">3</w:t>
             </w:r>
           </w:p>
         </w:tc>
         <w:tc>
           <w:tcPr>
             <w:tcW w:w="4580" w:type="dxa"/>
-            <w:vAlign w:val="center"/>
-          </w:tcPr>
-          <w:p>
-            <w:pPr>
-              <w:tabs>
-                <w:tab w:val="right" w:pos="8398"/>
-              </w:tabs>
-              <w:jc w:val="center"/>
-              <w:rPr>
-                <w:color w:val="000000" w:themeColor="text1"/>
-                <w:szCs w:val="21"/>
-              </w:rPr>
-            </w:pPr>
-            <w:r>
-              <w:rPr>
-                <w:rFonts w:eastAsia="MS Mincho" w:ascii="Times New Roman" w:hAnsi="Times New Roman"/>
-                <w:b/>
-                <w:sz w:val="18"/>
-              </w:rPr>
-              <w:t>（may）well（Copenhagenize）</w:t>
-            </w:r>
-          </w:p>
-        </w:tc>
-        <w:tc>
-          <w:tcPr>
-            <w:tcW w:w="5168" w:type="dxa"/>
-            <w:gridSpan w:val="2"/>
-            <w:tcBorders>
-              <w:bottom w:val="nil"/>
-              <w:right w:val="nil"/>
-            </w:tcBorders>
-          </w:tcPr>
-          <w:p>
-            <w:pPr>
-              <w:tabs>
-                <w:tab w:val="right" w:pos="8398"/>
-              </w:tabs>
-              <w:rPr>
-                <w:color w:val="000000" w:themeColor="text1"/>
-                <w:szCs w:val="21"/>
-              </w:rPr>
-            </w:pPr>
+          </w:tcPr>
+          <w:p>
+            <w:pPr>
+              <w:jc w:val="center"/>
+            </w:pPr>
+            <w:r>
+              <w:rPr>
+                <w:sz w:val="18"/>
+                <w:szCs w:val="18"/>
+                <w:b/>
+              </w:rPr>
+              <w:t xml:space="preserve">now</w:t>
+            </w:r>
+          </w:p>
+        </w:tc>
+        <w:tc>
+          <w:tcPr>
+            <w:tcW w:w="4580" w:type="dxa"/>
+          </w:tcPr>
+          <w:p>
+            <w:pPr>
+              <w:jc w:val="center"/>
+            </w:pPr>
+            <w:r>
+              <w:rPr>
+                <w:sz w:val="18"/>
+                <w:szCs w:val="18"/>
+              </w:rPr>
+              <w:t xml:space="preserve">quicker</w:t>
+            </w:r>
+          </w:p>
+        </w:tc>
+        <w:tc>
+          <w:tcPr>
+            <w:tcW w:w="4580" w:type="dxa"/>
+          </w:tcPr>
+          <w:p>
+            <w:pPr>
+              <w:jc w:val="center"/>
+            </w:pPr>
+            <w:r>
+              <w:rPr>
+                <w:sz w:val="18"/>
+                <w:szCs w:val="18"/>
+                <w:b/>
+              </w:rPr>
+              <w:t xml:space="preserve">to</w:t>
+            </w:r>
+          </w:p>
+        </w:tc>
+      </w:tr>
+      <w:tr>
+        <w:tc>
+          <w:tcPr>
+            <w:tcW w:w="464" w:type="dxa"/>
+          </w:tcPr>
+          <w:p>
+            <w:pPr>
+              <w:jc w:val="center"/>
+            </w:pPr>
+            <w:r>
+              <w:rPr>
+                <w:sz w:val="18"/>
+                <w:szCs w:val="18"/>
+              </w:rPr>
+              <w:t xml:space="preserve">4</w:t>
+            </w:r>
+          </w:p>
+        </w:tc>
+        <w:tc>
+          <w:tcPr>
+            <w:tcW w:w="4580" w:type="dxa"/>
+          </w:tcPr>
+          <w:p>
+            <w:pPr>
+              <w:jc w:val="center"/>
+            </w:pPr>
+            <w:r>
+              <w:rPr>
+                <w:sz w:val="18"/>
+                <w:szCs w:val="18"/>
+                <w:b/>
+              </w:rPr>
+              <w:t xml:space="preserve">vehicles</w:t>
+            </w:r>
+          </w:p>
+        </w:tc>
+        <w:tc>
+          <w:tcPr>
+            <w:tcW w:w="4580" w:type="dxa"/>
+          </w:tcPr>
+          <w:p>
+            <w:pPr>
+              <w:jc w:val="center"/>
+            </w:pPr>
+            <w:r>
+              <w:rPr>
+                <w:sz w:val="18"/>
+                <w:szCs w:val="18"/>
+              </w:rPr>
+              <w:t xml:space="preserve">from</w:t>
+            </w:r>
+          </w:p>
+        </w:tc>
+        <w:tc>
+          <w:tcPr>
+            <w:tcW w:w="4580" w:type="dxa"/>
+          </w:tcPr>
+          <w:p>
+            <w:pPr>
+              <w:jc w:val="center"/>
+            </w:pPr>
+            <w:r>
+              <w:rPr>
+                <w:sz w:val="18"/>
+                <w:szCs w:val="18"/>
+                <w:b/>
+              </w:rPr>
+              <w:t xml:space="preserve">entering</w:t>
+            </w:r>
+          </w:p>
+        </w:tc>
+      </w:tr>
+      <w:tr>
+        <w:tc>
+          <w:tcPr>
+            <w:tcW w:w="464" w:type="dxa"/>
+          </w:tcPr>
+          <w:p>
+            <w:pPr>
+              <w:jc w:val="center"/>
+            </w:pPr>
+            <w:r>
+              <w:rPr>
+                <w:sz w:val="18"/>
+                <w:szCs w:val="18"/>
+              </w:rPr>
+              <w:t xml:space="preserve">5</w:t>
+            </w:r>
+          </w:p>
+        </w:tc>
+        <w:tc>
+          <w:tcPr>
+            <w:tcW w:w="4580" w:type="dxa"/>
+          </w:tcPr>
+          <w:p>
+            <w:pPr>
+              <w:jc w:val="center"/>
+            </w:pPr>
+            <w:r>
+              <w:rPr>
+                <w:sz w:val="18"/>
+                <w:szCs w:val="18"/>
+                <w:b/>
+              </w:rPr>
+              <w:t xml:space="preserve">may</w:t>
+            </w:r>
+          </w:p>
+        </w:tc>
+        <w:tc>
+          <w:tcPr>
+            <w:tcW w:w="4580" w:type="dxa"/>
+          </w:tcPr>
+          <w:p>
+            <w:pPr>
+              <w:jc w:val="center"/>
+            </w:pPr>
+            <w:r>
+              <w:rPr>
+                <w:sz w:val="18"/>
+                <w:szCs w:val="18"/>
+              </w:rPr>
+              <w:t xml:space="preserve">well</w:t>
+            </w:r>
+          </w:p>
+        </w:tc>
+        <w:tc>
+          <w:tcPr>
+            <w:tcW w:w="4580" w:type="dxa"/>
+          </w:tcPr>
+          <w:p>
+            <w:pPr>
+              <w:jc w:val="center"/>
+            </w:pPr>
+            <w:r>
+              <w:rPr>
+                <w:sz w:val="18"/>
+                <w:szCs w:val="18"/>
+                <w:b/>
+              </w:rPr>
+              <w:t xml:space="preserve">Copenhagenize</w:t>
+            </w:r>
           </w:p>
         </w:tc>
       </w:tr>
@@ -2663,7 +2698,7 @@
                 <w:b/>
                 <w:sz w:val="16"/>
               </w:rPr>
-              <w:t>②exercise regularly　⑤about</w:t>
+              <w:t>②who　⑤better</w:t>
             </w:r>
           </w:p>
         </w:tc>
@@ -2712,7 +2747,7 @@
                 <w:b/>
                 <w:sz w:val="16"/>
               </w:rPr>
-              <w:t>②do　⑤off</w:t>
+              <w:t>②off　⑤what</w:t>
             </w:r>
           </w:p>
         </w:tc>
@@ -2761,7 +2796,7 @@
                 <w:b/>
                 <w:sz w:val="16"/>
               </w:rPr>
-              <w:t>②girl　⑤win</w:t>
+              <w:t>②the　⑤I</w:t>
             </w:r>
           </w:p>
         </w:tc>
@@ -2810,7 +2845,7 @@
                 <w:b/>
                 <w:sz w:val="16"/>
               </w:rPr>
-              <w:t>②need　⑤is to get</w:t>
+              <w:t>②you　⑤enough</w:t>
             </w:r>
           </w:p>
         </w:tc>
@@ -2859,7 +2894,7 @@
                 <w:b/>
                 <w:sz w:val="16"/>
               </w:rPr>
-              <w:t>②people　⑤with</w:t>
+              <w:t>②make　⑤people</w:t>
             </w:r>
           </w:p>
         </w:tc>
